--- a/dist/word/kpis.docx
+++ b/dist/word/kpis.docx
@@ -6,79 +6,195 @@
     <w:p>
       <w:pPr>
         <w:pStyle w:val="Heading1"/>
-      </w:pPr>
-      <w:r>
+        <w:bidi/>
+        <w:jc w:val="right"/>
+      </w:pPr>
+      <w:r>
+        <w:rPr>
+          <w:rtl/>
+        </w:rPr>
         <w:t xml:space="preserve">מדדי ביצוע · KPIs &amp; Metrics</w:t>
       </w:r>
     </w:p>
     <w:p>
       <w:pPr>
         <w:pStyle w:val="FirstParagraph"/>
+        <w:bidi/>
+        <w:jc w:val="right"/>
+      </w:pPr>
+      <w:r>
+        <w:rPr>
+          <w:iCs/>
+          <w:i/>
+          <w:rtl/>
+        </w:rPr>
+        <w:t xml:space="preserve">הסבר כללי:</w:t>
+      </w:r>
+      <w:r>
+        <w:rPr>
+          <w:rtl/>
+        </w:rPr>
+        <w:t xml:space="preserve"> </w:t>
+      </w:r>
+      <w:r>
+        <w:rPr>
+          <w:rtl/>
+        </w:rPr>
+        <w:t xml:space="preserve">מסמך זה מגדיר את מערך המדדים — ברמת הארגון, החטיבה או התפקיד. מלאו את</w:t>
+      </w:r>
+      <w:r>
+        <w:rPr>
+          <w:rtl/>
+        </w:rPr>
+        <w:t xml:space="preserve"> </w:t>
+      </w:r>
+      <w:r>
+        <w:rPr>
+          <w:rtl/>
+        </w:rPr>
+        <w:t xml:space="preserve">השדות בקו תחתון. שמרו על מספר מדדים קטן שמניע החלטות (לא מדדי יוקרה).</w:t>
+      </w:r>
+    </w:p>
+    <w:p>
+      <w:pPr>
+        <w:pStyle w:val="BodyText"/>
+        <w:bidi/>
+        <w:jc w:val="right"/>
       </w:pPr>
       <w:r>
         <w:rPr>
           <w:bCs/>
           <w:b/>
-        </w:rPr>
-        <w:t xml:space="preserve">חברה / Company:</w:t>
-      </w:r>
-      <w:r>
-        <w:t xml:space="preserve"> </w:t>
-      </w:r>
-      <w:r>
-        <w:t xml:space="preserve">[להשלמה / TO FILL] ·</w:t>
-      </w:r>
-      <w:r>
+          <w:rtl/>
+        </w:rPr>
+        <w:t xml:space="preserve">שם החברה / Company</w:t>
+      </w:r>
+      <w:r>
+        <w:rPr>
+          <w:rtl/>
+        </w:rPr>
+        <w:t xml:space="preserve"> </w:t>
+      </w:r>
+      <w:r>
+        <w:rPr>
+          <w:rtl/>
+        </w:rPr>
+        <w:t>— _______________________________________________________</w:t>
+      </w:r>
+      <w:r>
+        <w:rPr>
+          <w:rtl/>
+        </w:rPr>
         <w:t xml:space="preserve"> </w:t>
       </w:r>
       <w:r>
         <w:rPr>
           <w:bCs/>
           <w:b/>
-        </w:rPr>
-        <w:t xml:space="preserve">רמה / Level:</w:t>
-      </w:r>
-      <w:r>
-        <w:t xml:space="preserve"> </w:t>
-      </w:r>
-      <w:r>
-        <w:t xml:space="preserve">ארגון | חטיבה | תפקיד (Org | Division | Role) ·</w:t>
-      </w:r>
-      <w:r>
+          <w:rtl/>
+        </w:rPr>
+        <w:t xml:space="preserve">רמת המדידה / Level</w:t>
+      </w:r>
+      <w:r>
+        <w:rPr>
+          <w:rtl/>
+        </w:rPr>
+        <w:t xml:space="preserve"> </w:t>
+      </w:r>
+      <w:r>
+        <w:rPr>
+          <w:rtl/>
+        </w:rPr>
+        <w:t xml:space="preserve">—</w:t>
+      </w:r>
+      <w:r>
+        <w:rPr>
+          <w:rtl/>
+        </w:rPr>
+        <w:t xml:space="preserve"> </w:t>
+      </w:r>
+      <w:r>
+        <w:rPr>
+          <w:iCs/>
+          <w:i/>
+          <w:rtl/>
+        </w:rPr>
+        <w:t xml:space="preserve">מה למלא:</w:t>
+      </w:r>
+      <w:r>
+        <w:rPr>
+          <w:rtl/>
+        </w:rPr>
+        <w:t xml:space="preserve"> </w:t>
+      </w:r>
+      <w:r>
+        <w:rPr>
+          <w:rtl/>
+        </w:rPr>
+        <w:t>ארגון / חטיבה / תפקיד. _______________________________________________________</w:t>
+      </w:r>
+      <w:r>
+        <w:rPr>
+          <w:rtl/>
+        </w:rPr>
         <w:t xml:space="preserve"> </w:t>
       </w:r>
       <w:r>
         <w:rPr>
           <w:bCs/>
           <w:b/>
-        </w:rPr>
-        <w:t xml:space="preserve">תאריך / Date:</w:t>
-      </w:r>
-      <w:r>
-        <w:t xml:space="preserve"> </w:t>
-      </w:r>
-      <w:r>
-        <w:t xml:space="preserve">[להשלמה / TO FILL] ·</w:t>
-      </w:r>
-      <w:r>
+          <w:rtl/>
+        </w:rPr>
+        <w:t xml:space="preserve">תאריך / Date</w:t>
+      </w:r>
+      <w:r>
+        <w:rPr>
+          <w:rtl/>
+        </w:rPr>
+        <w:t xml:space="preserve"> </w:t>
+      </w:r>
+      <w:r>
+        <w:rPr>
+          <w:rtl/>
+        </w:rPr>
+        <w:t>— _______________________________________________________</w:t>
+      </w:r>
+      <w:r>
+        <w:rPr>
+          <w:rtl/>
+        </w:rPr>
         <w:t xml:space="preserve"> </w:t>
       </w:r>
       <w:r>
         <w:rPr>
           <w:bCs/>
           <w:b/>
+          <w:rtl/>
         </w:rPr>
         <w:t xml:space="preserve">סיווג / Classification:</w:t>
       </w:r>
       <w:r>
-        <w:t xml:space="preserve"> </w:t>
-      </w:r>
-      <w:r>
+        <w:rPr>
+          <w:rtl/>
+        </w:rPr>
+        <w:t xml:space="preserve"> </w:t>
+      </w:r>
+      <w:r>
+        <w:rPr>
+          <w:rtl/>
+        </w:rPr>
         <w:t xml:space="preserve">חסוי (Confidential)</w:t>
       </w:r>
     </w:p>
     <w:p>
-      <w:r>
+      <w:pPr>
+        <w:bidi/>
+        <w:jc w:val="right"/>
+      </w:pPr>
+      <w:r>
+        <w:rPr>
+          <w:rtl/>
+        </w:rPr>
         <w:pict>
           <v:rect style="width:0;height:1.5pt" o:hralign="center" o:hrstd="t" o:hr="t"/>
         </w:pict>
@@ -88,79 +204,113 @@
     <w:p>
       <w:pPr>
         <w:pStyle w:val="Heading2"/>
-      </w:pPr>
-      <w:r>
+        <w:bidi/>
+        <w:jc w:val="right"/>
+      </w:pPr>
+      <w:r>
+        <w:rPr>
+          <w:rtl/>
+        </w:rPr>
         <w:t xml:space="preserve">1. מסגרת המדידה · Measurement Framework</w:t>
       </w:r>
     </w:p>
     <w:p>
       <w:pPr>
-        <w:pStyle w:val="BlockText"/>
+        <w:pStyle w:val="FirstParagraph"/>
+        <w:bidi/>
+        <w:jc w:val="right"/>
       </w:pPr>
       <w:r>
         <w:rPr>
           <w:iCs/>
           <w:i/>
-        </w:rPr>
-        <w:t xml:space="preserve">Guidance: How KPIs are organized (by strategic axis / by function / by role)</w:t>
-      </w:r>
-      <w:r>
-        <w:rPr>
-          <w:iCs/>
-          <w:i/>
-        </w:rPr>
-        <w:t xml:space="preserve"> </w:t>
-      </w:r>
-      <w:r>
-        <w:rPr>
-          <w:iCs/>
-          <w:i/>
-        </w:rPr>
-        <w:t xml:space="preserve">and the cadence of review. Keep the set small and decision-driving.</w:t>
+          <w:rtl/>
+        </w:rPr>
+        <w:t xml:space="preserve">מה למלא:</w:t>
+      </w:r>
+      <w:r>
+        <w:rPr>
+          <w:rtl/>
+        </w:rPr>
+        <w:t xml:space="preserve"> </w:t>
+      </w:r>
+      <w:r>
+        <w:rPr>
+          <w:rtl/>
+        </w:rPr>
+        <w:t xml:space="preserve">כיצד המדדים מאורגנים (לפי ציר אסטרטגי / לפי פונקציה / לפי תפקיד) ומהו</w:t>
+      </w:r>
+      <w:r>
+        <w:rPr>
+          <w:rtl/>
+        </w:rPr>
+        <w:t xml:space="preserve"> </w:t>
+      </w:r>
+      <w:r>
+        <w:rPr>
+          <w:rtl/>
+        </w:rPr>
+        <w:t xml:space="preserve">קצב הסקירה (לדוגמה: תפעולי חודשי, דירקטוריון רבעוני).</w:t>
       </w:r>
     </w:p>
     <w:p>
       <w:pPr>
-        <w:numPr>
-          <w:ilvl w:val="0"/>
-          <w:numId w:val="1001"/>
-        </w:numPr>
-        <w:pStyle w:val="Compact"/>
-      </w:pPr>
-      <w:r>
-        <w:rPr>
-          <w:bCs/>
-          <w:b/>
+        <w:pStyle w:val="BodyText"/>
+        <w:bidi/>
+        <w:jc w:val="right"/>
+      </w:pPr>
+      <w:r>
+        <w:rPr>
+          <w:rtl/>
         </w:rPr>
         <w:t xml:space="preserve">לוגיקת המדידה / Logic:</w:t>
       </w:r>
       <w:r>
-        <w:t xml:space="preserve"> </w:t>
-      </w:r>
-      <w:r>
-        <w:t xml:space="preserve">[להשלמה / TO FILL]</w:t>
-      </w:r>
-    </w:p>
-    <w:p>
-      <w:pPr>
-        <w:numPr>
-          <w:ilvl w:val="0"/>
-          <w:numId w:val="1001"/>
-        </w:numPr>
-        <w:pStyle w:val="Compact"/>
-      </w:pPr>
-      <w:r>
-        <w:rPr>
-          <w:bCs/>
-          <w:b/>
+        <w:rPr>
+          <w:rtl/>
+        </w:rPr>
+        <w:t xml:space="preserve"> </w:t>
+      </w:r>
+      <w:r>
+        <w:rPr>
+          <w:rtl/>
+        </w:rPr>
+        <w:t>_______________________________________________________</w:t>
+      </w:r>
+      <w:r>
+        <w:rPr>
+          <w:rtl/>
+        </w:rPr>
+        <w:t xml:space="preserve"> </w:t>
+      </w:r>
+      <w:r>
+        <w:rPr>
+          <w:rtl/>
         </w:rPr>
         <w:t xml:space="preserve">קצב סקירה / Review cadence:</w:t>
       </w:r>
       <w:r>
-        <w:t xml:space="preserve"> </w:t>
-      </w:r>
-      <w:r>
-        <w:t xml:space="preserve">[להשלמה / TO FILL: e.g. monthly ops, quarterly board]</w:t>
+        <w:rPr>
+          <w:rtl/>
+        </w:rPr>
+        <w:t xml:space="preserve"> </w:t>
+      </w:r>
+      <w:r>
+        <w:rPr>
+          <w:rtl/>
+        </w:rPr>
+        <w:t>_______________________________________________________</w:t>
+      </w:r>
+      <w:r>
+        <w:rPr>
+          <w:rtl/>
+        </w:rPr>
+        <w:t xml:space="preserve"> </w:t>
+      </w:r>
+      <w:r>
+        <w:rPr>
+          <w:rtl/>
+        </w:rPr>
       </w:r>
     </w:p>
     <w:bookmarkEnd w:id="20"/>
@@ -168,488 +318,577 @@
     <w:p>
       <w:pPr>
         <w:pStyle w:val="Heading2"/>
-      </w:pPr>
-      <w:r>
+        <w:bidi/>
+        <w:jc w:val="right"/>
+      </w:pPr>
+      <w:r>
+        <w:rPr>
+          <w:rtl/>
+        </w:rPr>
         <w:t xml:space="preserve">2. הגדרות מדדים · KPI Definitions</w:t>
       </w:r>
     </w:p>
     <w:p>
       <w:pPr>
-        <w:pStyle w:val="BlockText"/>
+        <w:pStyle w:val="FirstParagraph"/>
+        <w:bidi/>
+        <w:jc w:val="right"/>
       </w:pPr>
       <w:r>
         <w:rPr>
           <w:iCs/>
           <w:i/>
-        </w:rPr>
-        <w:t xml:space="preserve">Guidance: One block per KPI. Repeat as needed.</w:t>
-      </w:r>
+          <w:rtl/>
+        </w:rPr>
+        <w:t xml:space="preserve">מה למלא:</w:t>
+      </w:r>
+      <w:r>
+        <w:rPr>
+          <w:rtl/>
+        </w:rPr>
+        <w:t xml:space="preserve"> </w:t>
+      </w:r>
+      <w:r>
+        <w:rPr>
+          <w:rtl/>
+        </w:rPr>
+        <w:t xml:space="preserve">בלוק אחד לכל מדד (שכפלו לפי הצורך).</w:t>
+      </w:r>
+      <w:r>
+        <w:rPr>
+          <w:rtl/>
+        </w:rPr>
+        <w:t xml:space="preserve"> </w:t>
+      </w:r>
+      <w:r>
+        <w:rPr>
+          <w:rtl/>
+        </w:rPr>
+        <w:t xml:space="preserve">“</w:t>
+      </w:r>
+      <w:r>
+        <w:rPr>
+          <w:rtl/>
+        </w:rPr>
+        <w:t xml:space="preserve">נוסחה</w:t>
+      </w:r>
+      <w:r>
+        <w:rPr>
+          <w:rtl/>
+        </w:rPr>
+        <w:t xml:space="preserve">”</w:t>
+      </w:r>
+      <w:r>
+        <w:rPr>
+          <w:rtl/>
+        </w:rPr>
+        <w:t xml:space="preserve"> </w:t>
+      </w:r>
+      <w:r>
+        <w:rPr>
+          <w:rtl/>
+        </w:rPr>
+        <w:t xml:space="preserve">חייבת להיות חד-משמעית.</w:t>
+      </w:r>
+      <w:r>
+        <w:rPr>
+          <w:rtl/>
+        </w:rPr>
+        <w:t xml:space="preserve"> </w:t>
+      </w:r>
+      <w:r>
+        <w:rPr>
+          <w:rtl/>
+        </w:rPr>
+        <w:t xml:space="preserve">ה”ספים” קובעים את סטטוס הרמזור (ירוק/צהוב/אדום). לכל מדד חייב להיות בעלים יחיד ומקור</w:t>
+      </w:r>
+      <w:r>
+        <w:rPr>
+          <w:rtl/>
+        </w:rPr>
+        <w:t xml:space="preserve"> </w:t>
+      </w:r>
+      <w:r>
+        <w:rPr>
+          <w:rtl/>
+        </w:rPr>
+        <w:t xml:space="preserve">נתונים.</w:t>
+      </w:r>
+    </w:p>
+    <w:bookmarkStart w:id="21" w:name="מדד-kpi-שם-name"/>
+    <w:p>
+      <w:pPr>
+        <w:pStyle w:val="Heading3"/>
+        <w:bidi/>
+        <w:jc w:val="right"/>
+      </w:pPr>
+      <w:r>
+        <w:rPr>
+          <w:rtl/>
+        </w:rPr>
+        <w:t xml:space="preserve">מדד / KPI — שם / Name:</w:t>
+      </w:r>
+    </w:p>
+    <w:p>
+      <w:pPr>
+        <w:pStyle w:val="FirstParagraph"/>
+        <w:bidi/>
+        <w:jc w:val="right"/>
+      </w:pPr>
+      <w:r>
+        <w:rPr>
+          <w:rtl/>
+        </w:rPr>
+        <w:t>_______________________________________________________</w:t>
+      </w:r>
+      <w:r>
+        <w:rPr>
+          <w:rtl/>
+        </w:rPr>
+        <w:t xml:space="preserve"> </w:t>
+      </w:r>
+      <w:r>
+        <w:rPr>
+          <w:rtl/>
+        </w:rPr>
+        <w:t xml:space="preserve">הגדרה (מה הוא מודד, בפשטות) / Definition:</w:t>
+      </w:r>
+      <w:r>
+        <w:rPr>
+          <w:rtl/>
+        </w:rPr>
+        <w:t xml:space="preserve"> </w:t>
+      </w:r>
+      <w:r>
+        <w:rPr>
+          <w:rtl/>
+        </w:rPr>
+        <w:t>_______________________________________________________</w:t>
+      </w:r>
+      <w:r>
+        <w:rPr>
+          <w:rtl/>
+        </w:rPr>
+        <w:t xml:space="preserve"> </w:t>
+      </w:r>
+      <w:r>
+        <w:rPr>
+          <w:rtl/>
+        </w:rPr>
+        <w:t xml:space="preserve">נוסחה / Formula:</w:t>
+      </w:r>
+      <w:r>
+        <w:rPr>
+          <w:rtl/>
+        </w:rPr>
+        <w:t xml:space="preserve"> </w:t>
+      </w:r>
+      <w:r>
+        <w:rPr>
+          <w:rtl/>
+        </w:rPr>
+        <w:t>_______________________________________________________</w:t>
+      </w:r>
+      <w:r>
+        <w:rPr>
+          <w:rtl/>
+        </w:rPr>
+        <w:t xml:space="preserve"> </w:t>
+      </w:r>
+      <w:r>
+        <w:rPr>
+          <w:rtl/>
+        </w:rPr>
+        <w:t xml:space="preserve">בעלים (תפקיד יחיד) / Owner:</w:t>
+      </w:r>
+      <w:r>
+        <w:rPr>
+          <w:rtl/>
+        </w:rPr>
+        <w:t xml:space="preserve"> </w:t>
+      </w:r>
+      <w:r>
+        <w:rPr>
+          <w:rtl/>
+        </w:rPr>
+        <w:t>_______________________________________________________</w:t>
+      </w:r>
+      <w:r>
+        <w:rPr>
+          <w:rtl/>
+        </w:rPr>
+        <w:t xml:space="preserve"> </w:t>
+      </w:r>
+      <w:r>
+        <w:rPr>
+          <w:rtl/>
+        </w:rPr>
+        <w:t xml:space="preserve">מקור נתונים / Data source:</w:t>
+      </w:r>
+      <w:r>
+        <w:rPr>
+          <w:rtl/>
+        </w:rPr>
+        <w:t xml:space="preserve"> </w:t>
+      </w:r>
+      <w:r>
+        <w:rPr>
+          <w:rtl/>
+        </w:rPr>
+        <w:t>_______________________________________________________</w:t>
+      </w:r>
+      <w:r>
+        <w:rPr>
+          <w:rtl/>
+        </w:rPr>
+        <w:t xml:space="preserve"> </w:t>
+      </w:r>
+      <w:r>
+        <w:rPr>
+          <w:rtl/>
+        </w:rPr>
+        <w:t xml:space="preserve">תדירות / Cadence:</w:t>
+      </w:r>
+      <w:r>
+        <w:rPr>
+          <w:rtl/>
+        </w:rPr>
+        <w:t xml:space="preserve"> </w:t>
+      </w:r>
+      <w:r>
+        <w:rPr>
+          <w:rtl/>
+        </w:rPr>
+        <w:t>_______________________________________________________</w:t>
+      </w:r>
+      <w:r>
+        <w:rPr>
+          <w:rtl/>
+        </w:rPr>
+        <w:t xml:space="preserve"> </w:t>
+      </w:r>
+      <w:r>
+        <w:rPr>
+          <w:rtl/>
+        </w:rPr>
+        <w:t xml:space="preserve">בסיס היום / Baseline:</w:t>
+      </w:r>
+      <w:r>
+        <w:rPr>
+          <w:rtl/>
+        </w:rPr>
+        <w:t xml:space="preserve"> </w:t>
+      </w:r>
+      <w:r>
+        <w:rPr>
+          <w:rtl/>
+        </w:rPr>
+        <w:t>_______________________________________________________</w:t>
+      </w:r>
+      <w:r>
+        <w:rPr>
+          <w:rtl/>
+        </w:rPr>
+        <w:t xml:space="preserve"> </w:t>
+      </w:r>
+      <w:r>
+        <w:rPr>
+          <w:rtl/>
+        </w:rPr>
+        <w:t xml:space="preserve">יעדים: T+1 / T+2 / T+5:</w:t>
+      </w:r>
+      <w:r>
+        <w:rPr>
+          <w:rtl/>
+        </w:rPr>
+        <w:t xml:space="preserve"> </w:t>
+      </w:r>
+      <w:r>
+        <w:rPr>
+          <w:rtl/>
+        </w:rPr>
+        <w:t>_______________________________________________________</w:t>
+      </w:r>
+      <w:r>
+        <w:rPr>
+          <w:rtl/>
+        </w:rPr>
+        <w:t xml:space="preserve"> </w:t>
+      </w:r>
+      <w:r>
+        <w:rPr>
+          <w:rtl/>
+        </w:rPr>
+        <w:t xml:space="preserve">ספים — 🟢 ירוק / 🟡 צהוב / 🔴 אדום:</w:t>
+      </w:r>
+      <w:r>
+        <w:rPr>
+          <w:rtl/>
+        </w:rPr>
+        <w:t xml:space="preserve"> </w:t>
+      </w:r>
+      <w:r>
+        <w:rPr>
+          <w:rtl/>
+        </w:rPr>
+        <w:t>_______________________________________________________</w:t>
+      </w:r>
+      <w:r>
+        <w:rPr>
+          <w:rtl/>
+        </w:rPr>
+        <w:t xml:space="preserve"> </w:t>
+      </w:r>
+      <w:r>
+        <w:rPr>
+          <w:rtl/>
+        </w:rPr>
+      </w:r>
+    </w:p>
+    <w:bookmarkEnd w:id="21"/>
+    <w:bookmarkStart w:id="22" w:name="מדד-kpi-שם-name-1"/>
+    <w:p>
+      <w:pPr>
+        <w:pStyle w:val="Heading3"/>
+        <w:bidi/>
+        <w:jc w:val="right"/>
+      </w:pPr>
+      <w:r>
+        <w:rPr>
+          <w:rtl/>
+        </w:rPr>
+        <w:t xml:space="preserve">מדד / KPI — שם / Name:</w:t>
+      </w:r>
+    </w:p>
+    <w:p>
+      <w:pPr>
+        <w:pStyle w:val="FirstParagraph"/>
+        <w:bidi/>
+        <w:jc w:val="right"/>
+      </w:pPr>
+      <w:r>
+        <w:rPr>
+          <w:rtl/>
+        </w:rPr>
+        <w:t>_______________________________________________________</w:t>
+      </w:r>
+      <w:r>
+        <w:rPr>
+          <w:rtl/>
+        </w:rPr>
+        <w:t xml:space="preserve"> </w:t>
+      </w:r>
+      <w:r>
+        <w:rPr>
+          <w:rtl/>
+        </w:rPr>
+        <w:t xml:space="preserve">הגדרה / Definition:</w:t>
+      </w:r>
+      <w:r>
+        <w:rPr>
+          <w:rtl/>
+        </w:rPr>
+        <w:t xml:space="preserve"> </w:t>
+      </w:r>
+      <w:r>
+        <w:rPr>
+          <w:rtl/>
+        </w:rPr>
+        <w:t>_______________________________________________________</w:t>
+      </w:r>
+      <w:r>
+        <w:rPr>
+          <w:rtl/>
+        </w:rPr>
+        <w:t xml:space="preserve"> </w:t>
+      </w:r>
+      <w:r>
+        <w:rPr>
+          <w:rtl/>
+        </w:rPr>
+        <w:t xml:space="preserve">נוסחה / Formula:</w:t>
+      </w:r>
+      <w:r>
+        <w:rPr>
+          <w:rtl/>
+        </w:rPr>
+        <w:t xml:space="preserve"> </w:t>
+      </w:r>
+      <w:r>
+        <w:rPr>
+          <w:rtl/>
+        </w:rPr>
+        <w:t>_______________________________________________________</w:t>
+      </w:r>
+      <w:r>
+        <w:rPr>
+          <w:rtl/>
+        </w:rPr>
+        <w:t xml:space="preserve"> </w:t>
+      </w:r>
+      <w:r>
+        <w:rPr>
+          <w:rtl/>
+        </w:rPr>
+        <w:t xml:space="preserve">בעלים / Owner:</w:t>
+      </w:r>
+      <w:r>
+        <w:rPr>
+          <w:rtl/>
+        </w:rPr>
+        <w:t xml:space="preserve"> </w:t>
+      </w:r>
+      <w:r>
+        <w:rPr>
+          <w:rtl/>
+        </w:rPr>
+        <w:t>_______________________________________________________</w:t>
+      </w:r>
+      <w:r>
+        <w:rPr>
+          <w:rtl/>
+        </w:rPr>
+        <w:t xml:space="preserve"> </w:t>
+      </w:r>
+      <w:r>
+        <w:rPr>
+          <w:rtl/>
+        </w:rPr>
+        <w:t xml:space="preserve">מקור נתונים / Data source:</w:t>
+      </w:r>
+      <w:r>
+        <w:rPr>
+          <w:rtl/>
+        </w:rPr>
+        <w:t xml:space="preserve"> </w:t>
+      </w:r>
+      <w:r>
+        <w:rPr>
+          <w:rtl/>
+        </w:rPr>
+        <w:t>_______________________________________________________</w:t>
+      </w:r>
+      <w:r>
+        <w:rPr>
+          <w:rtl/>
+        </w:rPr>
+        <w:t xml:space="preserve"> </w:t>
+      </w:r>
+      <w:r>
+        <w:rPr>
+          <w:rtl/>
+        </w:rPr>
+        <w:t xml:space="preserve">תדירות / Cadence:</w:t>
+      </w:r>
+      <w:r>
+        <w:rPr>
+          <w:rtl/>
+        </w:rPr>
+        <w:t xml:space="preserve"> </w:t>
+      </w:r>
+      <w:r>
+        <w:rPr>
+          <w:rtl/>
+        </w:rPr>
+        <w:t>_______________________________________________________</w:t>
+      </w:r>
+      <w:r>
+        <w:rPr>
+          <w:rtl/>
+        </w:rPr>
+        <w:t xml:space="preserve"> </w:t>
+      </w:r>
+      <w:r>
+        <w:rPr>
+          <w:rtl/>
+        </w:rPr>
+        <w:t xml:space="preserve">בסיס היום / Baseline:</w:t>
+      </w:r>
+      <w:r>
+        <w:rPr>
+          <w:rtl/>
+        </w:rPr>
+        <w:t xml:space="preserve"> </w:t>
+      </w:r>
+      <w:r>
+        <w:rPr>
+          <w:rtl/>
+        </w:rPr>
+        <w:t>_______________________________________________________</w:t>
+      </w:r>
+      <w:r>
+        <w:rPr>
+          <w:rtl/>
+        </w:rPr>
+        <w:t xml:space="preserve"> </w:t>
+      </w:r>
+      <w:r>
+        <w:rPr>
+          <w:rtl/>
+        </w:rPr>
+        <w:t xml:space="preserve">יעדים: T+1 / T+2 / T+5:</w:t>
+      </w:r>
+      <w:r>
+        <w:rPr>
+          <w:rtl/>
+        </w:rPr>
+        <w:t xml:space="preserve"> </w:t>
+      </w:r>
+      <w:r>
+        <w:rPr>
+          <w:rtl/>
+        </w:rPr>
+        <w:t>_______________________________________________________</w:t>
+      </w:r>
+      <w:r>
+        <w:rPr>
+          <w:rtl/>
+        </w:rPr>
+        <w:t xml:space="preserve"> </w:t>
+      </w:r>
+      <w:r>
+        <w:rPr>
+          <w:rtl/>
+        </w:rPr>
+        <w:t xml:space="preserve">ספים — 🟢 / 🟡 / 🔴:</w:t>
+      </w:r>
+      <w:r>
+        <w:rPr>
+          <w:rtl/>
+        </w:rPr>
+        <w:t xml:space="preserve"> </w:t>
+      </w:r>
+      <w:r>
+        <w:rPr>
+          <w:rtl/>
+        </w:rPr>
+        <w:t>_______________________________________________________</w:t>
+      </w:r>
+      <w:r>
+        <w:rPr>
+          <w:rtl/>
+        </w:rPr>
+        <w:t xml:space="preserve"> </w:t>
+      </w:r>
+      <w:r>
+        <w:rPr>
+          <w:rtl/>
+        </w:rPr>
+      </w:r>
+    </w:p>
+    <w:p>
+      <w:pPr>
+        <w:pStyle w:val="BodyText"/>
+        <w:bidi/>
+        <w:jc w:val="right"/>
+      </w:pPr>
       <w:r>
         <w:rPr>
           <w:iCs/>
           <w:i/>
-        </w:rPr>
-        <w:t xml:space="preserve"> </w:t>
-      </w:r>
-      <w:r>
-        <w:rPr>
-          <w:iCs/>
-          <w:i/>
-        </w:rPr>
-        <w:t xml:space="preserve">“</w:t>
-      </w:r>
-      <w:r>
-        <w:rPr>
-          <w:iCs/>
-          <w:i/>
-        </w:rPr>
-        <w:t xml:space="preserve">Formula</w:t>
-      </w:r>
-      <w:r>
-        <w:rPr>
-          <w:iCs/>
-          <w:i/>
-        </w:rPr>
-        <w:t xml:space="preserve">”</w:t>
-      </w:r>
-      <w:r>
-        <w:rPr>
-          <w:iCs/>
-          <w:i/>
-        </w:rPr>
-        <w:t xml:space="preserve"> </w:t>
-      </w:r>
-      <w:r>
-        <w:rPr>
-          <w:iCs/>
-          <w:i/>
-        </w:rPr>
-        <w:t xml:space="preserve">must be unambiguous;</w:t>
-      </w:r>
-      <w:r>
-        <w:rPr>
-          <w:iCs/>
-          <w:i/>
-        </w:rPr>
-        <w:t xml:space="preserve"> </w:t>
-      </w:r>
-      <w:r>
-        <w:rPr>
-          <w:iCs/>
-          <w:i/>
-        </w:rPr>
-        <w:t xml:space="preserve">“</w:t>
-      </w:r>
-      <w:r>
-        <w:rPr>
-          <w:iCs/>
-          <w:i/>
-        </w:rPr>
-        <w:t xml:space="preserve">thresholds</w:t>
-      </w:r>
-      <w:r>
-        <w:rPr>
-          <w:iCs/>
-          <w:i/>
-        </w:rPr>
-        <w:t xml:space="preserve">”</w:t>
-      </w:r>
-      <w:r>
-        <w:rPr>
-          <w:iCs/>
-          <w:i/>
-        </w:rPr>
-        <w:t xml:space="preserve"> </w:t>
-      </w:r>
-      <w:r>
-        <w:rPr>
-          <w:iCs/>
-          <w:i/>
-        </w:rPr>
-        <w:t xml:space="preserve">drive the green/amber/red status.</w:t>
-      </w:r>
-    </w:p>
-    <w:bookmarkStart w:id="21" w:name="kpi-להשלמה-to-fill-name"/>
-    <w:p>
-      <w:pPr>
-        <w:pStyle w:val="Heading3"/>
-      </w:pPr>
-      <w:r>
-        <w:t xml:space="preserve">KPI: [להשלמה / TO FILL: name]</w:t>
-      </w:r>
-    </w:p>
-    <w:p>
-      <w:pPr>
-        <w:numPr>
-          <w:ilvl w:val="0"/>
-          <w:numId w:val="1002"/>
-        </w:numPr>
-        <w:pStyle w:val="Compact"/>
-      </w:pPr>
-      <w:r>
-        <w:rPr>
-          <w:bCs/>
-          <w:b/>
-        </w:rPr>
-        <w:t xml:space="preserve">הגדרה / Definition:</w:t>
-      </w:r>
-      <w:r>
-        <w:t xml:space="preserve"> </w:t>
-      </w:r>
-      <w:r>
-        <w:t xml:space="preserve">[TO FILL: what it measures, plainly]</w:t>
-      </w:r>
-    </w:p>
-    <w:p>
-      <w:pPr>
-        <w:numPr>
-          <w:ilvl w:val="0"/>
-          <w:numId w:val="1002"/>
-        </w:numPr>
-        <w:pStyle w:val="Compact"/>
-      </w:pPr>
-      <w:r>
-        <w:rPr>
-          <w:bCs/>
-          <w:b/>
-        </w:rPr>
-        <w:t xml:space="preserve">נוסחה / Formula:</w:t>
-      </w:r>
-      <w:r>
-        <w:t xml:space="preserve"> </w:t>
-      </w:r>
-      <w:r>
-        <w:t xml:space="preserve">[TO FILL]</w:t>
-      </w:r>
-    </w:p>
-    <w:p>
-      <w:pPr>
-        <w:numPr>
-          <w:ilvl w:val="0"/>
-          <w:numId w:val="1002"/>
-        </w:numPr>
-        <w:pStyle w:val="Compact"/>
-      </w:pPr>
-      <w:r>
-        <w:rPr>
-          <w:bCs/>
-          <w:b/>
-        </w:rPr>
-        <w:t xml:space="preserve">בעלים / Owner:</w:t>
-      </w:r>
-      <w:r>
-        <w:t xml:space="preserve"> </w:t>
-      </w:r>
-      <w:r>
-        <w:t xml:space="preserve">[TO FILL: single role]</w:t>
-      </w:r>
-    </w:p>
-    <w:p>
-      <w:pPr>
-        <w:numPr>
-          <w:ilvl w:val="0"/>
-          <w:numId w:val="1002"/>
-        </w:numPr>
-        <w:pStyle w:val="Compact"/>
-      </w:pPr>
-      <w:r>
-        <w:rPr>
-          <w:bCs/>
-          <w:b/>
-        </w:rPr>
-        <w:t xml:space="preserve">מקור נתונים / Data source:</w:t>
-      </w:r>
-      <w:r>
-        <w:t xml:space="preserve"> </w:t>
-      </w:r>
-      <w:r>
-        <w:t xml:space="preserve">[TO FILL]</w:t>
-      </w:r>
-    </w:p>
-    <w:p>
-      <w:pPr>
-        <w:numPr>
-          <w:ilvl w:val="0"/>
-          <w:numId w:val="1002"/>
-        </w:numPr>
-        <w:pStyle w:val="Compact"/>
-      </w:pPr>
-      <w:r>
-        <w:rPr>
-          <w:bCs/>
-          <w:b/>
-        </w:rPr>
-        <w:t xml:space="preserve">תדירות / Cadence:</w:t>
-      </w:r>
-      <w:r>
-        <w:t xml:space="preserve"> </w:t>
-      </w:r>
-      <w:r>
-        <w:t xml:space="preserve">[TO FILL]</w:t>
-      </w:r>
-    </w:p>
-    <w:p>
-      <w:pPr>
-        <w:numPr>
-          <w:ilvl w:val="0"/>
-          <w:numId w:val="1002"/>
-        </w:numPr>
-        <w:pStyle w:val="Compact"/>
-      </w:pPr>
-      <w:r>
-        <w:rPr>
-          <w:bCs/>
-          <w:b/>
-        </w:rPr>
-        <w:t xml:space="preserve">בסיס / Baseline:</w:t>
-      </w:r>
-      <w:r>
-        <w:t xml:space="preserve"> </w:t>
-      </w:r>
-      <w:r>
-        <w:t xml:space="preserve">[TO FILL]</w:t>
-      </w:r>
-    </w:p>
-    <w:p>
-      <w:pPr>
-        <w:numPr>
-          <w:ilvl w:val="0"/>
-          <w:numId w:val="1002"/>
-        </w:numPr>
-        <w:pStyle w:val="Compact"/>
-      </w:pPr>
-      <w:r>
-        <w:rPr>
-          <w:bCs/>
-          <w:b/>
-        </w:rPr>
-        <w:t xml:space="preserve">יעדים / Targets:</w:t>
-      </w:r>
-      <w:r>
-        <w:t xml:space="preserve"> </w:t>
-      </w:r>
-      <w:r>
-        <w:t xml:space="preserve">T+1 [TO FILL] · T+2 [TO FILL] · T+5 [TO FILL]</w:t>
-      </w:r>
-    </w:p>
-    <w:p>
-      <w:pPr>
-        <w:numPr>
-          <w:ilvl w:val="0"/>
-          <w:numId w:val="1002"/>
-        </w:numPr>
-        <w:pStyle w:val="Compact"/>
-      </w:pPr>
-      <w:r>
-        <w:rPr>
-          <w:bCs/>
-          <w:b/>
-        </w:rPr>
-        <w:t xml:space="preserve">ספים / Thresholds:</w:t>
-      </w:r>
-      <w:r>
-        <w:t xml:space="preserve"> </w:t>
-      </w:r>
-      <w:r>
-        <w:t xml:space="preserve">🟢 [TO FILL] · 🟡 [TO FILL] · 🔴 [TO FILL]</w:t>
-      </w:r>
-    </w:p>
-    <w:bookmarkEnd w:id="21"/>
-    <w:bookmarkStart w:id="22" w:name="kpi-להשלמה-to-fill-name-1"/>
-    <w:p>
-      <w:pPr>
-        <w:pStyle w:val="Heading3"/>
-      </w:pPr>
-      <w:r>
-        <w:t xml:space="preserve">KPI: [להשלמה / TO FILL: name]</w:t>
-      </w:r>
-    </w:p>
-    <w:p>
-      <w:pPr>
-        <w:numPr>
-          <w:ilvl w:val="0"/>
-          <w:numId w:val="1003"/>
-        </w:numPr>
-        <w:pStyle w:val="Compact"/>
-      </w:pPr>
-      <w:r>
-        <w:rPr>
-          <w:bCs/>
-          <w:b/>
-        </w:rPr>
-        <w:t xml:space="preserve">הגדרה / Definition:</w:t>
-      </w:r>
-      <w:r>
-        <w:t xml:space="preserve"> </w:t>
-      </w:r>
-      <w:r>
-        <w:t xml:space="preserve">[TO FILL]</w:t>
-      </w:r>
-    </w:p>
-    <w:p>
-      <w:pPr>
-        <w:numPr>
-          <w:ilvl w:val="0"/>
-          <w:numId w:val="1003"/>
-        </w:numPr>
-        <w:pStyle w:val="Compact"/>
-      </w:pPr>
-      <w:r>
-        <w:rPr>
-          <w:bCs/>
-          <w:b/>
-        </w:rPr>
-        <w:t xml:space="preserve">נוסחה / Formula:</w:t>
-      </w:r>
-      <w:r>
-        <w:t xml:space="preserve"> </w:t>
-      </w:r>
-      <w:r>
-        <w:t xml:space="preserve">[TO FILL]</w:t>
-      </w:r>
-    </w:p>
-    <w:p>
-      <w:pPr>
-        <w:numPr>
-          <w:ilvl w:val="0"/>
-          <w:numId w:val="1003"/>
-        </w:numPr>
-        <w:pStyle w:val="Compact"/>
-      </w:pPr>
-      <w:r>
-        <w:rPr>
-          <w:bCs/>
-          <w:b/>
-        </w:rPr>
-        <w:t xml:space="preserve">בעלים / Owner:</w:t>
-      </w:r>
-      <w:r>
-        <w:t xml:space="preserve"> </w:t>
-      </w:r>
-      <w:r>
-        <w:t xml:space="preserve">[TO FILL]</w:t>
-      </w:r>
-    </w:p>
-    <w:p>
-      <w:pPr>
-        <w:numPr>
-          <w:ilvl w:val="0"/>
-          <w:numId w:val="1003"/>
-        </w:numPr>
-        <w:pStyle w:val="Compact"/>
-      </w:pPr>
-      <w:r>
-        <w:rPr>
-          <w:bCs/>
-          <w:b/>
-        </w:rPr>
-        <w:t xml:space="preserve">מקור נתונים / Data source:</w:t>
-      </w:r>
-      <w:r>
-        <w:t xml:space="preserve"> </w:t>
-      </w:r>
-      <w:r>
-        <w:t xml:space="preserve">[TO FILL]</w:t>
-      </w:r>
-    </w:p>
-    <w:p>
-      <w:pPr>
-        <w:numPr>
-          <w:ilvl w:val="0"/>
-          <w:numId w:val="1003"/>
-        </w:numPr>
-        <w:pStyle w:val="Compact"/>
-      </w:pPr>
-      <w:r>
-        <w:rPr>
-          <w:bCs/>
-          <w:b/>
-        </w:rPr>
-        <w:t xml:space="preserve">תדירות / Cadence:</w:t>
-      </w:r>
-      <w:r>
-        <w:t xml:space="preserve"> </w:t>
-      </w:r>
-      <w:r>
-        <w:t xml:space="preserve">[TO FILL]</w:t>
-      </w:r>
-    </w:p>
-    <w:p>
-      <w:pPr>
-        <w:numPr>
-          <w:ilvl w:val="0"/>
-          <w:numId w:val="1003"/>
-        </w:numPr>
-        <w:pStyle w:val="Compact"/>
-      </w:pPr>
-      <w:r>
-        <w:rPr>
-          <w:bCs/>
-          <w:b/>
-        </w:rPr>
-        <w:t xml:space="preserve">בסיס / Baseline:</w:t>
-      </w:r>
-      <w:r>
-        <w:t xml:space="preserve"> </w:t>
-      </w:r>
-      <w:r>
-        <w:t xml:space="preserve">[TO FILL]</w:t>
-      </w:r>
-    </w:p>
-    <w:p>
-      <w:pPr>
-        <w:numPr>
-          <w:ilvl w:val="0"/>
-          <w:numId w:val="1003"/>
-        </w:numPr>
-        <w:pStyle w:val="Compact"/>
-      </w:pPr>
-      <w:r>
-        <w:rPr>
-          <w:bCs/>
-          <w:b/>
-        </w:rPr>
-        <w:t xml:space="preserve">יעדים / Targets:</w:t>
-      </w:r>
-      <w:r>
-        <w:t xml:space="preserve"> </w:t>
-      </w:r>
-      <w:r>
-        <w:t xml:space="preserve">T+1 [TO FILL] · T+2 [TO FILL] · T+5 [TO FILL]</w:t>
-      </w:r>
-    </w:p>
-    <w:p>
-      <w:pPr>
-        <w:numPr>
-          <w:ilvl w:val="0"/>
-          <w:numId w:val="1003"/>
-        </w:numPr>
-        <w:pStyle w:val="Compact"/>
-      </w:pPr>
-      <w:r>
-        <w:rPr>
-          <w:bCs/>
-          <w:b/>
-        </w:rPr>
-        <w:t xml:space="preserve">ספים / Thresholds:</w:t>
-      </w:r>
-      <w:r>
-        <w:t xml:space="preserve"> </w:t>
-      </w:r>
-      <w:r>
-        <w:t xml:space="preserve">🟢 [TO FILL] · 🟡 [TO FILL] · 🔴 [TO FILL]</w:t>
-      </w:r>
-    </w:p>
-    <w:p>
-      <w:pPr>
-        <w:pStyle w:val="FirstParagraph"/>
-      </w:pPr>
-      <w:r>
-        <w:rPr>
-          <w:iCs/>
-          <w:i/>
-        </w:rPr>
-        <w:t xml:space="preserve">(Duplicate the block per KPI.)</w:t>
+          <w:rtl/>
+        </w:rPr>
+        <w:t xml:space="preserve">(שכפלו את הבלוק לעיל עבור כל מדד נוסף.)</w:t>
       </w:r>
     </w:p>
     <w:bookmarkEnd w:id="22"/>
@@ -658,21 +897,41 @@
     <w:p>
       <w:pPr>
         <w:pStyle w:val="Heading2"/>
-      </w:pPr>
-      <w:r>
+        <w:bidi/>
+        <w:jc w:val="right"/>
+      </w:pPr>
+      <w:r>
+        <w:rPr>
+          <w:rtl/>
+        </w:rPr>
         <w:t xml:space="preserve">3. כרטיס מדדים · Scorecard</w:t>
       </w:r>
     </w:p>
     <w:p>
       <w:pPr>
-        <w:pStyle w:val="BlockText"/>
+        <w:pStyle w:val="FirstParagraph"/>
+        <w:bidi/>
+        <w:jc w:val="right"/>
       </w:pPr>
       <w:r>
         <w:rPr>
           <w:iCs/>
           <w:i/>
-        </w:rPr>
-        <w:t xml:space="preserve">Guidance: One-glance summary table of all KPIs above.</w:t>
+          <w:rtl/>
+        </w:rPr>
+        <w:t xml:space="preserve">מה למלא:</w:t>
+      </w:r>
+      <w:r>
+        <w:rPr>
+          <w:rtl/>
+        </w:rPr>
+        <w:t xml:space="preserve"> </w:t>
+      </w:r>
+      <w:r>
+        <w:rPr>
+          <w:rtl/>
+        </w:rPr>
+        <w:t xml:space="preserve">טבלת סיכום של כל המדדים שלמעלה במבט אחד.</w:t>
       </w:r>
     </w:p>
     <w:tbl>
@@ -681,6 +940,7 @@
         <w:tblW w:type="pct" w:w="5000"/>
         <w:tblLook w:firstRow="1" w:lastRow="0" w:firstColumn="0" w:lastColumn="0" w:noHBand="0" w:noVBand="0" w:val="0020"/>
         <w:jc w:val="start"/>
+        <w:bidiVisual/>
       </w:tblPr>
       <w:tblGrid>
         <w:gridCol w:w="1320"/>
@@ -699,9 +959,13 @@
           <w:p>
             <w:pPr>
               <w:pStyle w:val="Compact"/>
-              <w:jc w:val="left"/>
+              <w:bidi/>
+              <w:jc w:val="right"/>
             </w:pPr>
             <w:r>
+              <w:rPr>
+                <w:rtl/>
+              </w:rPr>
               <w:t xml:space="preserve">מדד / KPI</w:t>
             </w:r>
           </w:p>
@@ -711,9 +975,13 @@
           <w:p>
             <w:pPr>
               <w:pStyle w:val="Compact"/>
-              <w:jc w:val="left"/>
+              <w:bidi/>
+              <w:jc w:val="right"/>
             </w:pPr>
             <w:r>
+              <w:rPr>
+                <w:rtl/>
+              </w:rPr>
               <w:t xml:space="preserve">בעלים / Owner</w:t>
             </w:r>
           </w:p>
@@ -723,9 +991,13 @@
           <w:p>
             <w:pPr>
               <w:pStyle w:val="Compact"/>
-              <w:jc w:val="left"/>
+              <w:bidi/>
+              <w:jc w:val="right"/>
             </w:pPr>
             <w:r>
+              <w:rPr>
+                <w:rtl/>
+              </w:rPr>
               <w:t xml:space="preserve">בסיס / Baseline</w:t>
             </w:r>
           </w:p>
@@ -735,9 +1007,13 @@
           <w:p>
             <w:pPr>
               <w:pStyle w:val="Compact"/>
-              <w:jc w:val="left"/>
+              <w:bidi/>
+              <w:jc w:val="right"/>
             </w:pPr>
             <w:r>
+              <w:rPr>
+                <w:rtl/>
+              </w:rPr>
               <w:t xml:space="preserve">יעד / Target</w:t>
             </w:r>
           </w:p>
@@ -747,9 +1023,13 @@
           <w:p>
             <w:pPr>
               <w:pStyle w:val="Compact"/>
-              <w:jc w:val="left"/>
+              <w:bidi/>
+              <w:jc w:val="right"/>
             </w:pPr>
             <w:r>
+              <w:rPr>
+                <w:rtl/>
+              </w:rPr>
               <w:t xml:space="preserve">תדירות / Cadence</w:t>
             </w:r>
           </w:p>
@@ -759,10 +1039,14 @@
           <w:p>
             <w:pPr>
               <w:pStyle w:val="Compact"/>
-              <w:jc w:val="left"/>
+              <w:bidi/>
+              <w:jc w:val="right"/>
             </w:pPr>
             <w:r>
-              <w:t xml:space="preserve">סטטוס / Status</w:t>
+              <w:rPr>
+                <w:rtl/>
+              </w:rPr>
+              <w:t xml:space="preserve">סטטוס</w:t>
             </w:r>
           </w:p>
         </w:tc>
@@ -773,10 +1057,14 @@
           <w:p>
             <w:pPr>
               <w:pStyle w:val="Compact"/>
-              <w:jc w:val="left"/>
+              <w:bidi/>
+              <w:jc w:val="right"/>
             </w:pPr>
             <w:r>
-              <w:t xml:space="preserve">[TO FILL]</w:t>
+              <w:rPr>
+                <w:rtl/>
+              </w:rPr>
+              <w:t>_______________________________________________________</w:t>
             </w:r>
           </w:p>
         </w:tc>
@@ -785,10 +1073,14 @@
           <w:p>
             <w:pPr>
               <w:pStyle w:val="Compact"/>
-              <w:jc w:val="left"/>
+              <w:bidi/>
+              <w:jc w:val="right"/>
             </w:pPr>
             <w:r>
-              <w:t xml:space="preserve">[TO FILL]</w:t>
+              <w:rPr>
+                <w:rtl/>
+              </w:rPr>
+              <w:t>_______________________________________________________</w:t>
             </w:r>
           </w:p>
         </w:tc>
@@ -797,10 +1089,14 @@
           <w:p>
             <w:pPr>
               <w:pStyle w:val="Compact"/>
-              <w:jc w:val="left"/>
+              <w:bidi/>
+              <w:jc w:val="right"/>
             </w:pPr>
             <w:r>
-              <w:t xml:space="preserve">[TO FILL]</w:t>
+              <w:rPr>
+                <w:rtl/>
+              </w:rPr>
+              <w:t>_______________________________________________________</w:t>
             </w:r>
           </w:p>
         </w:tc>
@@ -809,10 +1105,14 @@
           <w:p>
             <w:pPr>
               <w:pStyle w:val="Compact"/>
-              <w:jc w:val="left"/>
+              <w:bidi/>
+              <w:jc w:val="right"/>
             </w:pPr>
             <w:r>
-              <w:t xml:space="preserve">[TO FILL]</w:t>
+              <w:rPr>
+                <w:rtl/>
+              </w:rPr>
+              <w:t>_______________________________________________________</w:t>
             </w:r>
           </w:p>
         </w:tc>
@@ -821,10 +1121,14 @@
           <w:p>
             <w:pPr>
               <w:pStyle w:val="Compact"/>
-              <w:jc w:val="left"/>
+              <w:bidi/>
+              <w:jc w:val="right"/>
             </w:pPr>
             <w:r>
-              <w:t xml:space="preserve">[TO FILL]</w:t>
+              <w:rPr>
+                <w:rtl/>
+              </w:rPr>
+              <w:t>_______________________________________________________</w:t>
             </w:r>
           </w:p>
         </w:tc>
@@ -833,9 +1137,13 @@
           <w:p>
             <w:pPr>
               <w:pStyle w:val="Compact"/>
-              <w:jc w:val="left"/>
+              <w:bidi/>
+              <w:jc w:val="right"/>
             </w:pPr>
             <w:r>
+              <w:rPr>
+                <w:rtl/>
+              </w:rPr>
               <w:t xml:space="preserve">🟢/🟡/🔴</w:t>
             </w:r>
           </w:p>
@@ -847,10 +1155,14 @@
           <w:p>
             <w:pPr>
               <w:pStyle w:val="Compact"/>
-              <w:jc w:val="left"/>
+              <w:bidi/>
+              <w:jc w:val="right"/>
             </w:pPr>
             <w:r>
-              <w:t xml:space="preserve">[TO FILL]</w:t>
+              <w:rPr>
+                <w:rtl/>
+              </w:rPr>
+              <w:t>_______________________________________________________</w:t>
             </w:r>
           </w:p>
         </w:tc>
@@ -859,10 +1171,14 @@
           <w:p>
             <w:pPr>
               <w:pStyle w:val="Compact"/>
-              <w:jc w:val="left"/>
+              <w:bidi/>
+              <w:jc w:val="right"/>
             </w:pPr>
             <w:r>
-              <w:t xml:space="preserve">[TO FILL]</w:t>
+              <w:rPr>
+                <w:rtl/>
+              </w:rPr>
+              <w:t>_______________________________________________________</w:t>
             </w:r>
           </w:p>
         </w:tc>
@@ -871,10 +1187,14 @@
           <w:p>
             <w:pPr>
               <w:pStyle w:val="Compact"/>
-              <w:jc w:val="left"/>
+              <w:bidi/>
+              <w:jc w:val="right"/>
             </w:pPr>
             <w:r>
-              <w:t xml:space="preserve">[TO FILL]</w:t>
+              <w:rPr>
+                <w:rtl/>
+              </w:rPr>
+              <w:t>_______________________________________________________</w:t>
             </w:r>
           </w:p>
         </w:tc>
@@ -883,10 +1203,14 @@
           <w:p>
             <w:pPr>
               <w:pStyle w:val="Compact"/>
-              <w:jc w:val="left"/>
+              <w:bidi/>
+              <w:jc w:val="right"/>
             </w:pPr>
             <w:r>
-              <w:t xml:space="preserve">[TO FILL]</w:t>
+              <w:rPr>
+                <w:rtl/>
+              </w:rPr>
+              <w:t>_______________________________________________________</w:t>
             </w:r>
           </w:p>
         </w:tc>
@@ -895,10 +1219,14 @@
           <w:p>
             <w:pPr>
               <w:pStyle w:val="Compact"/>
-              <w:jc w:val="left"/>
+              <w:bidi/>
+              <w:jc w:val="right"/>
             </w:pPr>
             <w:r>
-              <w:t xml:space="preserve">[TO FILL]</w:t>
+              <w:rPr>
+                <w:rtl/>
+              </w:rPr>
+              <w:t>_______________________________________________________</w:t>
             </w:r>
           </w:p>
         </w:tc>
@@ -907,69 +1235,220 @@
           <w:p>
             <w:pPr>
               <w:pStyle w:val="Compact"/>
-              <w:jc w:val="left"/>
+              <w:bidi/>
+              <w:jc w:val="right"/>
             </w:pPr>
             <w:r>
+              <w:rPr>
+                <w:rtl/>
+              </w:rPr>
+              <w:t xml:space="preserve">🟢/🟡/🔴</w:t>
+            </w:r>
+          </w:p>
+        </w:tc>
+      </w:tr>
+      <w:tr>
+        <w:tc>
+          <w:tcPr/>
+          <w:p>
+            <w:pPr>
+              <w:pStyle w:val="Compact"/>
+              <w:bidi/>
+              <w:jc w:val="right"/>
+            </w:pPr>
+            <w:r>
+              <w:rPr>
+                <w:rtl/>
+              </w:rPr>
+              <w:t>_______________________________________________________</w:t>
+            </w:r>
+          </w:p>
+        </w:tc>
+        <w:tc>
+          <w:tcPr/>
+          <w:p>
+            <w:pPr>
+              <w:pStyle w:val="Compact"/>
+              <w:bidi/>
+              <w:jc w:val="right"/>
+            </w:pPr>
+            <w:r>
+              <w:rPr>
+                <w:rtl/>
+              </w:rPr>
+              <w:t>_______________________________________________________</w:t>
+            </w:r>
+          </w:p>
+        </w:tc>
+        <w:tc>
+          <w:tcPr/>
+          <w:p>
+            <w:pPr>
+              <w:pStyle w:val="Compact"/>
+              <w:bidi/>
+              <w:jc w:val="right"/>
+            </w:pPr>
+            <w:r>
+              <w:rPr>
+                <w:rtl/>
+              </w:rPr>
+              <w:t>_______________________________________________________</w:t>
+            </w:r>
+          </w:p>
+        </w:tc>
+        <w:tc>
+          <w:tcPr/>
+          <w:p>
+            <w:pPr>
+              <w:pStyle w:val="Compact"/>
+              <w:bidi/>
+              <w:jc w:val="right"/>
+            </w:pPr>
+            <w:r>
+              <w:rPr>
+                <w:rtl/>
+              </w:rPr>
+              <w:t>_______________________________________________________</w:t>
+            </w:r>
+          </w:p>
+        </w:tc>
+        <w:tc>
+          <w:tcPr/>
+          <w:p>
+            <w:pPr>
+              <w:pStyle w:val="Compact"/>
+              <w:bidi/>
+              <w:jc w:val="right"/>
+            </w:pPr>
+            <w:r>
+              <w:rPr>
+                <w:rtl/>
+              </w:rPr>
+              <w:t>_______________________________________________________</w:t>
+            </w:r>
+          </w:p>
+        </w:tc>
+        <w:tc>
+          <w:tcPr/>
+          <w:p>
+            <w:pPr>
+              <w:pStyle w:val="Compact"/>
+              <w:bidi/>
+              <w:jc w:val="right"/>
+            </w:pPr>
+            <w:r>
+              <w:rPr>
+                <w:rtl/>
+              </w:rPr>
               <w:t xml:space="preserve">🟢/🟡/🔴</w:t>
             </w:r>
           </w:p>
         </w:tc>
       </w:tr>
     </w:tbl>
+    <w:p>
+      <w:pPr>
+        <w:pStyle w:val="BodyText"/>
+        <w:bidi/>
+        <w:jc w:val="right"/>
+      </w:pPr>
+      <w:r>
+        <w:rPr>
+          <w:rtl/>
+        </w:rPr>
+      </w:r>
+    </w:p>
     <w:bookmarkEnd w:id="24"/>
-    <w:bookmarkStart w:id="25" w:name="ממשל-המדידה-kpi-governance-optional"/>
+    <w:bookmarkStart w:id="25" w:name="X6096a1c5b952728a299657ec3741ffe33f4ef1f"/>
     <w:p>
       <w:pPr>
         <w:pStyle w:val="Heading2"/>
-      </w:pPr>
-      <w:r>
+        <w:bidi/>
+        <w:jc w:val="right"/>
+      </w:pPr>
+      <w:r>
+        <w:rPr>
+          <w:rtl/>
+        </w:rPr>
         <w:t xml:space="preserve">4. ממשל המדידה · KPI Governance</w:t>
       </w:r>
       <w:r>
+        <w:rPr>
+          <w:rtl/>
+        </w:rPr>
         <w:t xml:space="preserve"> </w:t>
       </w:r>
       <w:r>
         <w:rPr>
           <w:iCs/>
           <w:i/>
-        </w:rPr>
-        <w:t xml:space="preserve">(optional)</w:t>
+          <w:rtl/>
+        </w:rPr>
+        <w:t xml:space="preserve">(אופציונלי / optional)</w:t>
       </w:r>
     </w:p>
     <w:p>
       <w:pPr>
-        <w:pStyle w:val="BlockText"/>
+        <w:pStyle w:val="FirstParagraph"/>
+        <w:bidi/>
+        <w:jc w:val="right"/>
       </w:pPr>
       <w:r>
         <w:rPr>
           <w:iCs/>
           <w:i/>
-        </w:rPr>
-        <w:t xml:space="preserve">Guidance: Who reviews what, when, and what action a red status triggers.</w:t>
+          <w:rtl/>
+        </w:rPr>
+        <w:t xml:space="preserve">מה למלא:</w:t>
+      </w:r>
+      <w:r>
+        <w:rPr>
+          <w:rtl/>
+        </w:rPr>
+        <w:t xml:space="preserve"> </w:t>
+      </w:r>
+      <w:r>
+        <w:rPr>
+          <w:rtl/>
+        </w:rPr>
+        <w:t xml:space="preserve">מי סוקר מה ומתי, ואיזו פעולה מפעיל סטטוס אדום.</w:t>
       </w:r>
     </w:p>
     <w:p>
       <w:pPr>
-        <w:numPr>
-          <w:ilvl w:val="0"/>
-          <w:numId w:val="1004"/>
-        </w:numPr>
-        <w:pStyle w:val="Compact"/>
-      </w:pPr>
-      <w:r>
-        <w:t xml:space="preserve">[להשלמה / TO FILL: forum — frequency — decision rights]</w:t>
-      </w:r>
-    </w:p>
-    <w:p>
-      <w:pPr>
-        <w:numPr>
-          <w:ilvl w:val="0"/>
-          <w:numId w:val="1004"/>
-        </w:numPr>
-        <w:pStyle w:val="Compact"/>
-      </w:pPr>
-      <w:r>
-        <w:t xml:space="preserve">[להשלמה / TO FILL]</w:t>
+        <w:pStyle w:val="BodyText"/>
+        <w:bidi/>
+        <w:jc w:val="right"/>
+      </w:pPr>
+      <w:r>
+        <w:rPr>
+          <w:rtl/>
+        </w:rPr>
+        <w:t xml:space="preserve">פורום / Forum — תדירות — זכויות החלטה:</w:t>
+      </w:r>
+      <w:r>
+        <w:rPr>
+          <w:rtl/>
+        </w:rPr>
+        <w:t xml:space="preserve"> </w:t>
+      </w:r>
+      <w:r>
+        <w:rPr>
+          <w:rtl/>
+        </w:rPr>
+        <w:t>_______________________________________________________</w:t>
+      </w:r>
+      <w:r>
+        <w:rPr>
+          <w:rtl/>
+        </w:rPr>
+        <w:t xml:space="preserve"> </w:t>
+      </w:r>
+      <w:r>
+        <w:rPr>
+          <w:rtl/>
+        </w:rPr>
+        <w:t>_______________________________________________________</w:t>
       </w:r>
     </w:p>
     <w:bookmarkEnd w:id="25"/>
@@ -1080,96 +1559,8 @@
       </w:pPr>
     </w:lvl>
   </w:abstractNum>
-  <w:abstractNum w:abstractNumId="991">
-    <w:nsid w:val="A991"/>
-    <w:multiLevelType w:val="multilevel"/>
-    <w:lvl w:ilvl="0">
-      <w:numFmt w:val="bullet"/>
-      <w:lvlText w:val="•"/>
-      <w:lvlJc w:val="left"/>
-      <w:pPr>
-        <w:ind w:left="720" w:hanging="480"/>
-      </w:pPr>
-    </w:lvl>
-    <w:lvl w:ilvl="1">
-      <w:numFmt w:val="bullet"/>
-      <w:lvlText w:val="–"/>
-      <w:lvlJc w:val="left"/>
-      <w:pPr>
-        <w:ind w:left="1440" w:hanging="480"/>
-      </w:pPr>
-    </w:lvl>
-    <w:lvl w:ilvl="2">
-      <w:numFmt w:val="bullet"/>
-      <w:lvlText w:val="•"/>
-      <w:lvlJc w:val="left"/>
-      <w:pPr>
-        <w:ind w:left="2160" w:hanging="480"/>
-      </w:pPr>
-    </w:lvl>
-    <w:lvl w:ilvl="3">
-      <w:numFmt w:val="bullet"/>
-      <w:lvlText w:val="–"/>
-      <w:lvlJc w:val="left"/>
-      <w:pPr>
-        <w:ind w:left="2880" w:hanging="480"/>
-      </w:pPr>
-    </w:lvl>
-    <w:lvl w:ilvl="4">
-      <w:numFmt w:val="bullet"/>
-      <w:lvlText w:val="•"/>
-      <w:lvlJc w:val="left"/>
-      <w:pPr>
-        <w:ind w:left="3600" w:hanging="480"/>
-      </w:pPr>
-    </w:lvl>
-    <w:lvl w:ilvl="5">
-      <w:numFmt w:val="bullet"/>
-      <w:lvlText w:val="–"/>
-      <w:lvlJc w:val="left"/>
-      <w:pPr>
-        <w:ind w:left="4320" w:hanging="480"/>
-      </w:pPr>
-    </w:lvl>
-    <w:lvl w:ilvl="6">
-      <w:numFmt w:val="bullet"/>
-      <w:lvlText w:val="•"/>
-      <w:lvlJc w:val="left"/>
-      <w:pPr>
-        <w:ind w:left="5040" w:hanging="480"/>
-      </w:pPr>
-    </w:lvl>
-    <w:lvl w:ilvl="7">
-      <w:numFmt w:val="bullet"/>
-      <w:lvlText w:val="–"/>
-      <w:lvlJc w:val="left"/>
-      <w:pPr>
-        <w:ind w:left="5760" w:hanging="480"/>
-      </w:pPr>
-    </w:lvl>
-    <w:lvl w:ilvl="8">
-      <w:numFmt w:val="bullet"/>
-      <w:lvlText w:val="•"/>
-      <w:lvlJc w:val="left"/>
-      <w:pPr>
-        <w:ind w:left="6480" w:hanging="480"/>
-      </w:pPr>
-    </w:lvl>
-  </w:abstractNum>
   <w:num w:numId="1000">
     <w:abstractNumId w:val="990"/>
-  </w:num>
-  <w:num w:numId="1001">
-    <w:abstractNumId w:val="991"/>
-  </w:num>
-  <w:num w:numId="1002">
-    <w:abstractNumId w:val="991"/>
-  </w:num>
-  <w:num w:numId="1003">
-    <w:abstractNumId w:val="991"/>
-  </w:num>
-  <w:num w:numId="1004">
-    <w:abstractNumId w:val="991"/>
   </w:num>
 </w:numbering>
 </file>

--- a/dist/word/kpis.docx
+++ b/dist/word/kpis.docx
@@ -1453,7 +1453,9 @@
     </w:p>
     <w:bookmarkEnd w:id="25"/>
     <w:bookmarkEnd w:id="26"/>
-    <w:sectPr/>
+    <w:sectPr>
+      <w:bidi/>
+    </w:sectPr>
   </w:body>
 </w:document>
 </file>

--- a/dist/word/kpis.docx
+++ b/dist/word/kpis.docx
@@ -7,7 +7,6 @@
       <w:pPr>
         <w:pStyle w:val="Heading1"/>
         <w:bidi/>
-        <w:jc w:val="right"/>
       </w:pPr>
       <w:r>
         <w:rPr>
@@ -20,7 +19,6 @@
       <w:pPr>
         <w:pStyle w:val="FirstParagraph"/>
         <w:bidi/>
-        <w:jc w:val="right"/>
       </w:pPr>
       <w:r>
         <w:rPr>
@@ -59,7 +57,6 @@
       <w:pPr>
         <w:pStyle w:val="BodyText"/>
         <w:bidi/>
-        <w:jc w:val="right"/>
       </w:pPr>
       <w:r>
         <w:rPr>
@@ -189,7 +186,6 @@
     <w:p>
       <w:pPr>
         <w:bidi/>
-        <w:jc w:val="right"/>
       </w:pPr>
       <w:r>
         <w:rPr>
@@ -205,7 +201,6 @@
       <w:pPr>
         <w:pStyle w:val="Heading2"/>
         <w:bidi/>
-        <w:jc w:val="right"/>
       </w:pPr>
       <w:r>
         <w:rPr>
@@ -218,7 +213,6 @@
       <w:pPr>
         <w:pStyle w:val="FirstParagraph"/>
         <w:bidi/>
-        <w:jc w:val="right"/>
       </w:pPr>
       <w:r>
         <w:rPr>
@@ -257,7 +251,6 @@
       <w:pPr>
         <w:pStyle w:val="BodyText"/>
         <w:bidi/>
-        <w:jc w:val="right"/>
       </w:pPr>
       <w:r>
         <w:rPr>
@@ -319,7 +312,6 @@
       <w:pPr>
         <w:pStyle w:val="Heading2"/>
         <w:bidi/>
-        <w:jc w:val="right"/>
       </w:pPr>
       <w:r>
         <w:rPr>
@@ -332,7 +324,6 @@
       <w:pPr>
         <w:pStyle w:val="FirstParagraph"/>
         <w:bidi/>
-        <w:jc w:val="right"/>
       </w:pPr>
       <w:r>
         <w:rPr>
@@ -420,7 +411,6 @@
       <w:pPr>
         <w:pStyle w:val="Heading3"/>
         <w:bidi/>
-        <w:jc w:val="right"/>
       </w:pPr>
       <w:r>
         <w:rPr>
@@ -433,7 +423,6 @@
       <w:pPr>
         <w:pStyle w:val="FirstParagraph"/>
         <w:bidi/>
-        <w:jc w:val="right"/>
       </w:pPr>
       <w:r>
         <w:rPr>
@@ -651,7 +640,6 @@
       <w:pPr>
         <w:pStyle w:val="Heading3"/>
         <w:bidi/>
-        <w:jc w:val="right"/>
       </w:pPr>
       <w:r>
         <w:rPr>
@@ -664,7 +652,6 @@
       <w:pPr>
         <w:pStyle w:val="FirstParagraph"/>
         <w:bidi/>
-        <w:jc w:val="right"/>
       </w:pPr>
       <w:r>
         <w:rPr>
@@ -880,7 +867,6 @@
       <w:pPr>
         <w:pStyle w:val="BodyText"/>
         <w:bidi/>
-        <w:jc w:val="right"/>
       </w:pPr>
       <w:r>
         <w:rPr>
@@ -898,7 +884,6 @@
       <w:pPr>
         <w:pStyle w:val="Heading2"/>
         <w:bidi/>
-        <w:jc w:val="right"/>
       </w:pPr>
       <w:r>
         <w:rPr>
@@ -911,7 +896,6 @@
       <w:pPr>
         <w:pStyle w:val="FirstParagraph"/>
         <w:bidi/>
-        <w:jc w:val="right"/>
       </w:pPr>
       <w:r>
         <w:rPr>
@@ -960,7 +944,6 @@
             <w:pPr>
               <w:pStyle w:val="Compact"/>
               <w:bidi/>
-              <w:jc w:val="right"/>
             </w:pPr>
             <w:r>
               <w:rPr>
@@ -976,7 +959,6 @@
             <w:pPr>
               <w:pStyle w:val="Compact"/>
               <w:bidi/>
-              <w:jc w:val="right"/>
             </w:pPr>
             <w:r>
               <w:rPr>
@@ -992,7 +974,6 @@
             <w:pPr>
               <w:pStyle w:val="Compact"/>
               <w:bidi/>
-              <w:jc w:val="right"/>
             </w:pPr>
             <w:r>
               <w:rPr>
@@ -1008,7 +989,6 @@
             <w:pPr>
               <w:pStyle w:val="Compact"/>
               <w:bidi/>
-              <w:jc w:val="right"/>
             </w:pPr>
             <w:r>
               <w:rPr>
@@ -1024,7 +1004,6 @@
             <w:pPr>
               <w:pStyle w:val="Compact"/>
               <w:bidi/>
-              <w:jc w:val="right"/>
             </w:pPr>
             <w:r>
               <w:rPr>
@@ -1040,7 +1019,6 @@
             <w:pPr>
               <w:pStyle w:val="Compact"/>
               <w:bidi/>
-              <w:jc w:val="right"/>
             </w:pPr>
             <w:r>
               <w:rPr>
@@ -1058,7 +1036,6 @@
             <w:pPr>
               <w:pStyle w:val="Compact"/>
               <w:bidi/>
-              <w:jc w:val="right"/>
             </w:pPr>
             <w:r>
               <w:rPr>
@@ -1074,7 +1051,6 @@
             <w:pPr>
               <w:pStyle w:val="Compact"/>
               <w:bidi/>
-              <w:jc w:val="right"/>
             </w:pPr>
             <w:r>
               <w:rPr>
@@ -1090,7 +1066,6 @@
             <w:pPr>
               <w:pStyle w:val="Compact"/>
               <w:bidi/>
-              <w:jc w:val="right"/>
             </w:pPr>
             <w:r>
               <w:rPr>
@@ -1106,7 +1081,6 @@
             <w:pPr>
               <w:pStyle w:val="Compact"/>
               <w:bidi/>
-              <w:jc w:val="right"/>
             </w:pPr>
             <w:r>
               <w:rPr>
@@ -1122,7 +1096,6 @@
             <w:pPr>
               <w:pStyle w:val="Compact"/>
               <w:bidi/>
-              <w:jc w:val="right"/>
             </w:pPr>
             <w:r>
               <w:rPr>
@@ -1138,7 +1111,6 @@
             <w:pPr>
               <w:pStyle w:val="Compact"/>
               <w:bidi/>
-              <w:jc w:val="right"/>
             </w:pPr>
             <w:r>
               <w:rPr>
@@ -1156,7 +1128,6 @@
             <w:pPr>
               <w:pStyle w:val="Compact"/>
               <w:bidi/>
-              <w:jc w:val="right"/>
             </w:pPr>
             <w:r>
               <w:rPr>
@@ -1172,7 +1143,6 @@
             <w:pPr>
               <w:pStyle w:val="Compact"/>
               <w:bidi/>
-              <w:jc w:val="right"/>
             </w:pPr>
             <w:r>
               <w:rPr>
@@ -1188,7 +1158,6 @@
             <w:pPr>
               <w:pStyle w:val="Compact"/>
               <w:bidi/>
-              <w:jc w:val="right"/>
             </w:pPr>
             <w:r>
               <w:rPr>
@@ -1204,7 +1173,6 @@
             <w:pPr>
               <w:pStyle w:val="Compact"/>
               <w:bidi/>
-              <w:jc w:val="right"/>
             </w:pPr>
             <w:r>
               <w:rPr>
@@ -1220,7 +1188,6 @@
             <w:pPr>
               <w:pStyle w:val="Compact"/>
               <w:bidi/>
-              <w:jc w:val="right"/>
             </w:pPr>
             <w:r>
               <w:rPr>
@@ -1236,7 +1203,6 @@
             <w:pPr>
               <w:pStyle w:val="Compact"/>
               <w:bidi/>
-              <w:jc w:val="right"/>
             </w:pPr>
             <w:r>
               <w:rPr>
@@ -1254,7 +1220,6 @@
             <w:pPr>
               <w:pStyle w:val="Compact"/>
               <w:bidi/>
-              <w:jc w:val="right"/>
             </w:pPr>
             <w:r>
               <w:rPr>
@@ -1270,7 +1235,6 @@
             <w:pPr>
               <w:pStyle w:val="Compact"/>
               <w:bidi/>
-              <w:jc w:val="right"/>
             </w:pPr>
             <w:r>
               <w:rPr>
@@ -1286,7 +1250,6 @@
             <w:pPr>
               <w:pStyle w:val="Compact"/>
               <w:bidi/>
-              <w:jc w:val="right"/>
             </w:pPr>
             <w:r>
               <w:rPr>
@@ -1302,7 +1265,6 @@
             <w:pPr>
               <w:pStyle w:val="Compact"/>
               <w:bidi/>
-              <w:jc w:val="right"/>
             </w:pPr>
             <w:r>
               <w:rPr>
@@ -1318,7 +1280,6 @@
             <w:pPr>
               <w:pStyle w:val="Compact"/>
               <w:bidi/>
-              <w:jc w:val="right"/>
             </w:pPr>
             <w:r>
               <w:rPr>
@@ -1334,7 +1295,6 @@
             <w:pPr>
               <w:pStyle w:val="Compact"/>
               <w:bidi/>
-              <w:jc w:val="right"/>
             </w:pPr>
             <w:r>
               <w:rPr>
@@ -1350,7 +1310,6 @@
       <w:pPr>
         <w:pStyle w:val="BodyText"/>
         <w:bidi/>
-        <w:jc w:val="right"/>
       </w:pPr>
       <w:r>
         <w:rPr>
@@ -1364,7 +1323,6 @@
       <w:pPr>
         <w:pStyle w:val="Heading2"/>
         <w:bidi/>
-        <w:jc w:val="right"/>
       </w:pPr>
       <w:r>
         <w:rPr>
@@ -1391,7 +1349,6 @@
       <w:pPr>
         <w:pStyle w:val="FirstParagraph"/>
         <w:bidi/>
-        <w:jc w:val="right"/>
       </w:pPr>
       <w:r>
         <w:rPr>
@@ -1418,7 +1375,6 @@
       <w:pPr>
         <w:pStyle w:val="BodyText"/>
         <w:bidi/>
-        <w:jc w:val="right"/>
       </w:pPr>
       <w:r>
         <w:rPr>
@@ -1590,7 +1546,6 @@
     <w:qFormat/>
     <w:pPr>
       <w:bidi/>
-      <w:jc w:val="right"/>
     </w:pPr>
     <w:rPr>
       <w:rtl/>
@@ -1604,7 +1559,6 @@
     <w:pPr>
       <w:spacing w:after="180" w:before="180"/>
       <w:bidi/>
-      <w:jc w:val="right"/>
     </w:pPr>
     <w:qFormat/>
     <w:rPr>
@@ -1619,7 +1573,6 @@
     <w:qFormat/>
     <w:pPr>
       <w:bidi/>
-      <w:jc w:val="right"/>
     </w:pPr>
     <w:rPr>
       <w:rtl/>
@@ -1633,7 +1586,6 @@
     <w:pPr>
       <w:spacing w:after="36" w:before="36"/>
       <w:bidi/>
-      <w:jc w:val="right"/>
     </w:pPr>
     <w:rPr>
       <w:rtl/>
@@ -1649,7 +1601,6 @@
       <w:keepNext/>
       <w:keepLines/>
       <w:spacing w:after="240" w:before="480"/>
-      <w:jc w:val="right"/>
       <w:bidi/>
     </w:pPr>
     <w:rPr>
@@ -1671,7 +1622,6 @@
       <w:keepNext/>
       <w:keepLines/>
       <w:spacing w:after="240" w:before="240"/>
-      <w:jc w:val="right"/>
       <w:bidi/>
     </w:pPr>
     <w:rPr>
@@ -1688,7 +1638,6 @@
     <w:pPr>
       <w:keepNext/>
       <w:keepLines/>
-      <w:jc w:val="right"/>
       <w:bidi/>
     </w:pPr>
     <w:rPr>
@@ -1703,7 +1652,6 @@
     <w:pPr>
       <w:keepNext/>
       <w:keepLines/>
-      <w:jc w:val="right"/>
       <w:bidi/>
     </w:pPr>
     <w:rPr>
@@ -1719,7 +1667,6 @@
     <w:pPr>
       <w:keepNext/>
       <w:keepLines/>
-      <w:jc w:val="right"/>
       <w:spacing w:after="0" w:before="300"/>
       <w:bidi/>
     </w:pPr>
@@ -1743,7 +1690,6 @@
       <w:keepLines/>
       <w:spacing w:after="300" w:before="100"/>
       <w:bidi/>
-      <w:jc w:val="right"/>
     </w:pPr>
     <w:rPr>
       <w:sz w:val="20"/>
@@ -1759,7 +1705,6 @@
     <w:qFormat/>
     <w:pPr>
       <w:bidi/>
-      <w:jc w:val="right"/>
     </w:pPr>
     <w:rPr>
       <w:rtl/>
@@ -1778,7 +1723,6 @@
       <w:spacing w:after="0" w:before="480"/>
       <w:outlineLvl w:val="0"/>
       <w:bidi/>
-      <w:jc w:val="right"/>
     </w:pPr>
     <w:rPr>
       <w:rFonts w:asciiTheme="majorHAnsi" w:cs="David" w:cstheme="majorBidi" w:eastAsiaTheme="majorEastAsia" w:hAnsiTheme="majorHAnsi"/>
@@ -1803,7 +1747,6 @@
       <w:spacing w:after="0" w:before="200"/>
       <w:outlineLvl w:val="1"/>
       <w:bidi/>
-      <w:jc w:val="right"/>
     </w:pPr>
     <w:rPr>
       <w:rFonts w:asciiTheme="majorHAnsi" w:cs="David" w:cstheme="majorBidi" w:eastAsiaTheme="majorEastAsia" w:hAnsiTheme="majorHAnsi"/>
@@ -1828,7 +1771,6 @@
       <w:spacing w:after="0" w:before="200"/>
       <w:outlineLvl w:val="2"/>
       <w:bidi/>
-      <w:jc w:val="right"/>
     </w:pPr>
     <w:rPr>
       <w:rFonts w:asciiTheme="majorHAnsi" w:cs="David" w:cstheme="majorBidi" w:eastAsiaTheme="majorEastAsia" w:hAnsiTheme="majorHAnsi"/>
@@ -1853,7 +1795,6 @@
       <w:spacing w:after="0" w:before="200"/>
       <w:outlineLvl w:val="3"/>
       <w:bidi/>
-      <w:jc w:val="right"/>
     </w:pPr>
     <w:rPr>
       <w:rFonts w:asciiTheme="majorHAnsi" w:cs="David" w:cstheme="majorBidi" w:eastAsiaTheme="majorEastAsia" w:hAnsiTheme="majorHAnsi"/>
@@ -1878,7 +1819,6 @@
       <w:spacing w:after="0" w:before="200"/>
       <w:outlineLvl w:val="4"/>
       <w:bidi/>
-      <w:jc w:val="right"/>
     </w:pPr>
     <w:rPr>
       <w:rFonts w:asciiTheme="majorHAnsi" w:cs="David" w:cstheme="majorBidi" w:eastAsiaTheme="majorEastAsia" w:hAnsiTheme="majorHAnsi"/>
@@ -1902,7 +1842,6 @@
       <w:spacing w:after="0" w:before="200"/>
       <w:outlineLvl w:val="5"/>
       <w:bidi/>
-      <w:jc w:val="right"/>
     </w:pPr>
     <w:rPr>
       <w:rFonts w:asciiTheme="majorHAnsi" w:cs="David" w:cstheme="majorBidi" w:eastAsiaTheme="majorEastAsia" w:hAnsiTheme="majorHAnsi"/>
@@ -1925,7 +1864,6 @@
       <w:spacing w:after="0" w:before="200"/>
       <w:outlineLvl w:val="6"/>
       <w:bidi/>
-      <w:jc w:val="right"/>
     </w:pPr>
     <w:rPr>
       <w:rFonts w:asciiTheme="majorHAnsi" w:cs="David" w:cstheme="majorBidi" w:eastAsiaTheme="majorEastAsia" w:hAnsiTheme="majorHAnsi"/>
@@ -1948,7 +1886,6 @@
       <w:spacing w:after="0" w:before="200"/>
       <w:outlineLvl w:val="7"/>
       <w:bidi/>
-      <w:jc w:val="right"/>
     </w:pPr>
     <w:rPr>
       <w:rFonts w:asciiTheme="majorHAnsi" w:cs="David" w:cstheme="majorBidi" w:eastAsiaTheme="majorEastAsia" w:hAnsiTheme="majorHAnsi"/>
@@ -1971,7 +1908,6 @@
       <w:spacing w:after="0" w:before="200"/>
       <w:outlineLvl w:val="8"/>
       <w:bidi/>
-      <w:jc w:val="right"/>
     </w:pPr>
     <w:rPr>
       <w:rFonts w:asciiTheme="majorHAnsi" w:cs="David" w:cstheme="majorBidi" w:eastAsiaTheme="majorEastAsia" w:hAnsiTheme="majorHAnsi"/>
@@ -1992,7 +1928,6 @@
       <w:spacing w:after="100" w:before="100"/>
       <w:ind w:firstLine="0" w:left="480" w:right="480"/>
       <w:bidi/>
-      <w:jc w:val="right"/>
     </w:pPr>
     <w:rPr>
       <w:rtl/>
@@ -2008,7 +1943,6 @@
     <w:qFormat/>
     <w:pPr>
       <w:bidi/>
-      <w:jc w:val="right"/>
     </w:pPr>
     <w:rPr>
       <w:rtl/>
@@ -2060,7 +1994,6 @@
       <w:keepLines/>
       <w:spacing w:after="0"/>
       <w:bidi/>
-      <w:jc w:val="right"/>
     </w:pPr>
     <w:rPr>
       <w:b/>
@@ -2073,7 +2006,6 @@
     <w:basedOn w:val="Normal"/>
     <w:pPr>
       <w:bidi/>
-      <w:jc w:val="right"/>
     </w:pPr>
     <w:rPr>
       <w:rtl/>
@@ -2087,7 +2019,6 @@
     <w:pPr>
       <w:spacing w:after="120" w:before="0"/>
       <w:bidi/>
-      <w:jc w:val="right"/>
     </w:pPr>
     <w:rPr>
       <w:i/>
@@ -2101,7 +2032,6 @@
     <w:pPr>
       <w:keepNext/>
       <w:bidi/>
-      <w:jc w:val="right"/>
     </w:pPr>
     <w:rPr>
       <w:rtl/>
@@ -2113,7 +2043,6 @@
     <w:basedOn w:val="Caption"/>
     <w:pPr>
       <w:bidi/>
-      <w:jc w:val="right"/>
     </w:pPr>
     <w:rPr>
       <w:rtl/>
@@ -2125,7 +2054,6 @@
     <w:basedOn w:val="Normal"/>
     <w:pPr>
       <w:bidi/>
-      <w:jc w:val="right"/>
     </w:pPr>
     <w:rPr>
       <w:rtl/>
@@ -2138,7 +2066,6 @@
     <w:pPr>
       <w:keepNext/>
       <w:bidi/>
-      <w:jc w:val="right"/>
     </w:pPr>
     <w:rPr>
       <w:rtl/>
@@ -2187,7 +2114,6 @@
       <w:spacing w:before="240" w:line="259" w:lineRule="auto"/>
       <w:outlineLvl w:val="9"/>
       <w:bidi/>
-      <w:jc w:val="right"/>
     </w:pPr>
     <w:rPr>
       <w:rFonts w:asciiTheme="majorHAnsi" w:cs="David" w:cstheme="majorBidi" w:eastAsiaTheme="majorEastAsia" w:hAnsiTheme="majorHAnsi"/>

--- a/dist/word/kpis.docx
+++ b/dist/word/kpis.docx
@@ -2,7 +2,7 @@
 <file path=word/document.xml><?xml version="1.0" encoding="utf-8"?>
 <w:document xmlns:w="http://schemas.openxmlformats.org/wordprocessingml/2006/main" xmlns:m="http://schemas.openxmlformats.org/officeDocument/2006/math" xmlns:r="http://schemas.openxmlformats.org/officeDocument/2006/relationships" xmlns:o="urn:schemas-microsoft-com:office:office" xmlns:v="urn:schemas-microsoft-com:vml" xmlns:w10="urn:schemas-microsoft-com:office:word" xmlns:a="http://schemas.openxmlformats.org/drawingml/2006/main" xmlns:pic="http://schemas.openxmlformats.org/drawingml/2006/picture" xmlns:wp="http://schemas.openxmlformats.org/drawingml/2006/wordprocessingDrawing">
   <w:body>
-    <w:bookmarkStart w:id="26" w:name="מדדי-ביצוע-kpis-metrics"/>
+    <w:bookmarkStart w:id="25" w:name="מדדי-ביצוע-kpis-metrics"/>
     <w:p>
       <w:pPr>
         <w:pStyle w:val="Heading1"/>
@@ -22,35 +22,9 @@
       </w:pPr>
       <w:r>
         <w:rPr>
-          <w:iCs/>
-          <w:i/>
-          <w:rtl/>
-        </w:rPr>
-        <w:t xml:space="preserve">הסבר כללי:</w:t>
-      </w:r>
-      <w:r>
-        <w:rPr>
-          <w:rtl/>
-        </w:rPr>
-        <w:t xml:space="preserve"> </w:t>
-      </w:r>
-      <w:r>
-        <w:rPr>
-          <w:rtl/>
-        </w:rPr>
-        <w:t xml:space="preserve">מסמך זה מגדיר את מערך המדדים — ברמת הארגון, החטיבה או התפקיד. מלאו את</w:t>
-      </w:r>
-      <w:r>
-        <w:rPr>
-          <w:rtl/>
-        </w:rPr>
-        <w:t xml:space="preserve"> </w:t>
-      </w:r>
-      <w:r>
-        <w:rPr>
-          <w:rtl/>
-        </w:rPr>
-        <w:t xml:space="preserve">השדות בקו תחתון. שמרו על מספר מדדים קטן שמניע החלטות (לא מדדי יוקרה).</w:t>
+          <w:rtl/>
+        </w:rPr>
+        <w:t xml:space="preserve">מסמך זה מגדיר את מערך המדדים — ברמת הארגון, החטיבה או התפקיד. מלאו את השדות בקו תחתון. שמרו על מספר מדדים קטן שמניע החלטות (לא מדדי יוקרה).</w:t>
       </w:r>
     </w:p>
     <w:p>
@@ -66,24 +40,24 @@
         </w:rPr>
         <w:t xml:space="preserve">שם החברה / Company</w:t>
       </w:r>
-      <w:r>
-        <w:rPr>
-          <w:rtl/>
-        </w:rPr>
-        <w:t xml:space="preserve"> </w:t>
-      </w:r>
-      <w:r>
-        <w:rPr>
-          <w:rtl/>
-        </w:rPr>
-        <w:t>— _______________________________________________________</w:t>
-      </w:r>
-      <w:r>
-        <w:rPr>
-          <w:rtl/>
-        </w:rPr>
-        <w:t xml:space="preserve"> </w:t>
-      </w:r>
+    </w:p>
+    <w:p>
+      <w:pPr>
+        <w:pStyle w:val="BodyText"/>
+        <w:bidi/>
+      </w:pPr>
+      <w:r>
+        <w:rPr>
+          <w:rtl/>
+        </w:rPr>
+        <w:t>_______________________________________________________</w:t>
+      </w:r>
+    </w:p>
+    <w:p>
+      <w:pPr>
+        <w:pStyle w:val="BodyText"/>
+        <w:bidi/>
+      </w:pPr>
       <w:r>
         <w:rPr>
           <w:bCs/>
@@ -102,40 +76,26 @@
         <w:rPr>
           <w:rtl/>
         </w:rPr>
-        <w:t xml:space="preserve">—</w:t>
-      </w:r>
-      <w:r>
-        <w:rPr>
-          <w:rtl/>
-        </w:rPr>
-        <w:t xml:space="preserve"> </w:t>
-      </w:r>
-      <w:r>
-        <w:rPr>
-          <w:iCs/>
-          <w:i/>
-          <w:rtl/>
-        </w:rPr>
-        <w:t xml:space="preserve">מה למלא:</w:t>
-      </w:r>
-      <w:r>
-        <w:rPr>
-          <w:rtl/>
-        </w:rPr>
-        <w:t xml:space="preserve"> </w:t>
-      </w:r>
-      <w:r>
-        <w:rPr>
-          <w:rtl/>
-        </w:rPr>
-        <w:t>ארגון / חטיבה / תפקיד. _______________________________________________________</w:t>
-      </w:r>
-      <w:r>
-        <w:rPr>
-          <w:rtl/>
-        </w:rPr>
-        <w:t xml:space="preserve"> </w:t>
-      </w:r>
+        <w:t xml:space="preserve">— ארגון / חטיבה / תפקיד</w:t>
+      </w:r>
+    </w:p>
+    <w:p>
+      <w:pPr>
+        <w:pStyle w:val="BodyText"/>
+        <w:bidi/>
+      </w:pPr>
+      <w:r>
+        <w:rPr>
+          <w:rtl/>
+        </w:rPr>
+        <w:t>_______________________________________________________</w:t>
+      </w:r>
+    </w:p>
+    <w:p>
+      <w:pPr>
+        <w:pStyle w:val="BodyText"/>
+        <w:bidi/>
+      </w:pPr>
       <w:r>
         <w:rPr>
           <w:bCs/>
@@ -144,24 +104,24 @@
         </w:rPr>
         <w:t xml:space="preserve">תאריך / Date</w:t>
       </w:r>
-      <w:r>
-        <w:rPr>
-          <w:rtl/>
-        </w:rPr>
-        <w:t xml:space="preserve"> </w:t>
-      </w:r>
-      <w:r>
-        <w:rPr>
-          <w:rtl/>
-        </w:rPr>
-        <w:t>— _______________________________________________________</w:t>
-      </w:r>
-      <w:r>
-        <w:rPr>
-          <w:rtl/>
-        </w:rPr>
-        <w:t xml:space="preserve"> </w:t>
-      </w:r>
+    </w:p>
+    <w:p>
+      <w:pPr>
+        <w:pStyle w:val="BodyText"/>
+        <w:bidi/>
+      </w:pPr>
+      <w:r>
+        <w:rPr>
+          <w:rtl/>
+        </w:rPr>
+        <w:t>_______________________________________________________</w:t>
+      </w:r>
+    </w:p>
+    <w:p>
+      <w:pPr>
+        <w:pStyle w:val="BodyText"/>
+        <w:bidi/>
+      </w:pPr>
       <w:r>
         <w:rPr>
           <w:bCs/>
@@ -216,98 +176,426 @@
       </w:pPr>
       <w:r>
         <w:rPr>
+          <w:rtl/>
+        </w:rPr>
+        <w:t xml:space="preserve">מה למלא: כיצד המדדים מאורגנים (לפי ציר אסטרטגי / לפי פונקציה / לפי תפקיד) ומהו קצב הסקירה (לדוגמה: תפעולי חודשי, דירקטוריון רבעוני).</w:t>
+      </w:r>
+    </w:p>
+    <w:p>
+      <w:pPr>
+        <w:pStyle w:val="BodyText"/>
+        <w:bidi/>
+      </w:pPr>
+      <w:r>
+        <w:rPr>
+          <w:bCs/>
+          <w:b/>
+          <w:rtl/>
+        </w:rPr>
+        <w:t xml:space="preserve">לוגיקת המדידה / Logic</w:t>
+      </w:r>
+    </w:p>
+    <w:p>
+      <w:pPr>
+        <w:pStyle w:val="BodyText"/>
+        <w:bidi/>
+      </w:pPr>
+      <w:r>
+        <w:rPr>
+          <w:rtl/>
+        </w:rPr>
+        <w:t>_______________________________________________________</w:t>
+      </w:r>
+    </w:p>
+    <w:p>
+      <w:pPr>
+        <w:pStyle w:val="BodyText"/>
+        <w:bidi/>
+      </w:pPr>
+      <w:r>
+        <w:rPr>
+          <w:bCs/>
+          <w:b/>
+          <w:rtl/>
+        </w:rPr>
+        <w:t xml:space="preserve">קצב סקירה / Review cadence</w:t>
+      </w:r>
+    </w:p>
+    <w:p>
+      <w:pPr>
+        <w:pStyle w:val="BodyText"/>
+        <w:bidi/>
+      </w:pPr>
+      <w:r>
+        <w:rPr>
+          <w:rtl/>
+        </w:rPr>
+        <w:t>_______________________________________________________</w:t>
+      </w:r>
+    </w:p>
+    <w:p>
+      <w:pPr>
+        <w:bidi/>
+      </w:pPr>
+      <w:r>
+        <w:rPr>
+          <w:rtl/>
+        </w:rPr>
+        <w:pict>
+          <v:rect style="width:0;height:1.5pt" o:hralign="center" o:hrstd="t" o:hr="t"/>
+        </w:pict>
+      </w:r>
+    </w:p>
+    <w:bookmarkEnd w:id="20"/>
+    <w:bookmarkStart w:id="22" w:name="הגדרות-מדדים-kpi-definitions"/>
+    <w:p>
+      <w:pPr>
+        <w:pStyle w:val="Heading2"/>
+        <w:bidi/>
+      </w:pPr>
+      <w:r>
+        <w:rPr>
+          <w:rtl/>
+        </w:rPr>
+        <w:t xml:space="preserve">2. הגדרות מדדים · KPI Definitions</w:t>
+      </w:r>
+    </w:p>
+    <w:p>
+      <w:pPr>
+        <w:pStyle w:val="FirstParagraph"/>
+        <w:bidi/>
+      </w:pPr>
+      <w:r>
+        <w:rPr>
+          <w:rtl/>
+        </w:rPr>
+        <w:t xml:space="preserve">מה למלא: בלוק אחד לכל מדד.</w:t>
+      </w:r>
+      <w:r>
+        <w:rPr>
+          <w:rtl/>
+        </w:rPr>
+        <w:t xml:space="preserve"> </w:t>
+      </w:r>
+      <w:r>
+        <w:rPr>
+          <w:rtl/>
+        </w:rPr>
+        <w:t xml:space="preserve">“</w:t>
+      </w:r>
+      <w:r>
+        <w:rPr>
+          <w:rtl/>
+        </w:rPr>
+        <w:t xml:space="preserve">נוסחה</w:t>
+      </w:r>
+      <w:r>
+        <w:rPr>
+          <w:rtl/>
+        </w:rPr>
+        <w:t xml:space="preserve">”</w:t>
+      </w:r>
+      <w:r>
+        <w:rPr>
+          <w:rtl/>
+        </w:rPr>
+        <w:t xml:space="preserve"> </w:t>
+      </w:r>
+      <w:r>
+        <w:rPr>
+          <w:rtl/>
+        </w:rPr>
+        <w:t xml:space="preserve">חייבת להיות חד-משמעית. ה”ספים” קובעים את סטטוס הרמזור (ירוק/צהוב/אדום). לכל מדד חייב להיות בעלים יחיד ומקור נתונים.</w:t>
+      </w:r>
+    </w:p>
+    <w:bookmarkStart w:id="21" w:name="מדדים-kpis"/>
+    <w:p>
+      <w:pPr>
+        <w:pStyle w:val="Heading3"/>
+        <w:bidi/>
+      </w:pPr>
+      <w:r>
+        <w:rPr>
+          <w:rtl/>
+        </w:rPr>
+        <w:t xml:space="preserve">מדדים / KPI’S :</w:t>
+      </w:r>
+    </w:p>
+    <w:p>
+      <w:pPr>
+        <w:pStyle w:val="FirstParagraph"/>
+        <w:bidi/>
+      </w:pPr>
+      <w:r>
+        <w:rPr>
+          <w:bCs/>
+          <w:b/>
+          <w:rtl/>
+        </w:rPr>
+        <w:t xml:space="preserve">שם / Name:</w:t>
+      </w:r>
+    </w:p>
+    <w:p>
+      <w:pPr>
+        <w:pStyle w:val="BodyText"/>
+        <w:bidi/>
+      </w:pPr>
+      <w:r>
+        <w:rPr>
+          <w:rtl/>
+        </w:rPr>
+        <w:t>_______________________________________________________</w:t>
+      </w:r>
+    </w:p>
+    <w:p>
+      <w:pPr>
+        <w:pStyle w:val="BodyText"/>
+        <w:bidi/>
+      </w:pPr>
+      <w:r>
+        <w:rPr>
+          <w:bCs/>
+          <w:b/>
+          <w:rtl/>
+        </w:rPr>
+        <w:t xml:space="preserve">הגדרה (מה הוא מודד, בפשטות) / Definition:</w:t>
+      </w:r>
+    </w:p>
+    <w:p>
+      <w:pPr>
+        <w:pStyle w:val="BodyText"/>
+        <w:bidi/>
+      </w:pPr>
+      <w:r>
+        <w:rPr>
+          <w:rtl/>
+        </w:rPr>
+        <w:t>_______________________________________________________</w:t>
+      </w:r>
+    </w:p>
+    <w:p>
+      <w:pPr>
+        <w:pStyle w:val="BodyText"/>
+        <w:bidi/>
+      </w:pPr>
+      <w:r>
+        <w:rPr>
+          <w:bCs/>
+          <w:b/>
+          <w:rtl/>
+        </w:rPr>
+        <w:t xml:space="preserve">נוסחה / Formula:</w:t>
+      </w:r>
+    </w:p>
+    <w:p>
+      <w:pPr>
+        <w:pStyle w:val="BodyText"/>
+        <w:bidi/>
+      </w:pPr>
+      <w:r>
+        <w:rPr>
+          <w:rtl/>
+        </w:rPr>
+        <w:t>_______________________________________________________</w:t>
+      </w:r>
+    </w:p>
+    <w:p>
+      <w:pPr>
+        <w:pStyle w:val="BodyText"/>
+        <w:bidi/>
+      </w:pPr>
+      <w:r>
+        <w:rPr>
+          <w:bCs/>
+          <w:b/>
+          <w:rtl/>
+        </w:rPr>
+        <w:t xml:space="preserve">בעלים (תפקיד יחיד) / Owner:</w:t>
+      </w:r>
+    </w:p>
+    <w:p>
+      <w:pPr>
+        <w:pStyle w:val="BodyText"/>
+        <w:bidi/>
+      </w:pPr>
+      <w:r>
+        <w:rPr>
+          <w:rtl/>
+        </w:rPr>
+        <w:t>_______________________________________________________</w:t>
+      </w:r>
+    </w:p>
+    <w:p>
+      <w:pPr>
+        <w:pStyle w:val="BodyText"/>
+        <w:bidi/>
+      </w:pPr>
+      <w:r>
+        <w:rPr>
+          <w:bCs/>
+          <w:b/>
+          <w:rtl/>
+        </w:rPr>
+        <w:t xml:space="preserve">מקור נתונים / Data source:</w:t>
+      </w:r>
+    </w:p>
+    <w:p>
+      <w:pPr>
+        <w:pStyle w:val="BodyText"/>
+        <w:bidi/>
+      </w:pPr>
+      <w:r>
+        <w:rPr>
+          <w:rtl/>
+        </w:rPr>
+        <w:t>_______________________________________________________</w:t>
+      </w:r>
+    </w:p>
+    <w:p>
+      <w:pPr>
+        <w:pStyle w:val="BodyText"/>
+        <w:bidi/>
+      </w:pPr>
+      <w:r>
+        <w:rPr>
+          <w:bCs/>
+          <w:b/>
+          <w:rtl/>
+        </w:rPr>
+        <w:t xml:space="preserve">תדירות / Cadence:</w:t>
+      </w:r>
+    </w:p>
+    <w:p>
+      <w:pPr>
+        <w:pStyle w:val="BodyText"/>
+        <w:bidi/>
+      </w:pPr>
+      <w:r>
+        <w:rPr>
+          <w:rtl/>
+        </w:rPr>
+        <w:t>_______________________________________________________</w:t>
+      </w:r>
+    </w:p>
+    <w:p>
+      <w:pPr>
+        <w:pStyle w:val="BodyText"/>
+        <w:bidi/>
+      </w:pPr>
+      <w:r>
+        <w:rPr>
+          <w:bCs/>
+          <w:b/>
+          <w:rtl/>
+        </w:rPr>
+        <w:t xml:space="preserve">בסיס היום / Baseline:</w:t>
+      </w:r>
+    </w:p>
+    <w:p>
+      <w:pPr>
+        <w:pStyle w:val="BodyText"/>
+        <w:bidi/>
+      </w:pPr>
+      <w:r>
+        <w:rPr>
+          <w:rtl/>
+        </w:rPr>
+        <w:t>_______________________________________________________</w:t>
+      </w:r>
+    </w:p>
+    <w:p>
+      <w:pPr>
+        <w:pStyle w:val="BodyText"/>
+        <w:bidi/>
+      </w:pPr>
+      <w:r>
+        <w:rPr>
+          <w:bCs/>
+          <w:b/>
+          <w:rtl/>
+        </w:rPr>
+        <w:t xml:space="preserve">יעדים: T+1 / T+2 / T+5:</w:t>
+      </w:r>
+    </w:p>
+    <w:p>
+      <w:pPr>
+        <w:pStyle w:val="BodyText"/>
+        <w:bidi/>
+      </w:pPr>
+      <w:r>
+        <w:rPr>
+          <w:rtl/>
+        </w:rPr>
+        <w:t>_______________________________________________________</w:t>
+      </w:r>
+    </w:p>
+    <w:p>
+      <w:pPr>
+        <w:pStyle w:val="BodyText"/>
+        <w:bidi/>
+      </w:pPr>
+      <w:r>
+        <w:rPr>
+          <w:bCs/>
+          <w:b/>
+          <w:rtl/>
+        </w:rPr>
+        <w:t xml:space="preserve">ספים — 🟢 ירוק / 🟡 צהוב / 🔴 אדום:</w:t>
+      </w:r>
+    </w:p>
+    <w:p>
+      <w:pPr>
+        <w:pStyle w:val="BodyText"/>
+        <w:bidi/>
+      </w:pPr>
+      <w:r>
+        <w:rPr>
+          <w:rtl/>
+        </w:rPr>
+        <w:t>_______________________________________________________</w:t>
+      </w:r>
+    </w:p>
+    <w:p>
+      <w:pPr>
+        <w:pStyle w:val="BodyText"/>
+        <w:bidi/>
+      </w:pPr>
+      <w:r>
+        <w:rPr>
+          <w:rtl/>
+        </w:rPr>
+      </w:r>
+    </w:p>
+    <w:p>
+      <w:pPr>
+        <w:pStyle w:val="BodyText"/>
+        <w:bidi/>
+      </w:pPr>
+      <w:r>
+        <w:rPr>
           <w:iCs/>
           <w:i/>
           <w:rtl/>
         </w:rPr>
-        <w:t xml:space="preserve">מה למלא:</w:t>
-      </w:r>
-      <w:r>
-        <w:rPr>
-          <w:rtl/>
-        </w:rPr>
-        <w:t xml:space="preserve"> </w:t>
-      </w:r>
-      <w:r>
-        <w:rPr>
-          <w:rtl/>
-        </w:rPr>
-        <w:t xml:space="preserve">כיצד המדדים מאורגנים (לפי ציר אסטרטגי / לפי פונקציה / לפי תפקיד) ומהו</w:t>
-      </w:r>
-      <w:r>
-        <w:rPr>
-          <w:rtl/>
-        </w:rPr>
-        <w:t xml:space="preserve"> </w:t>
-      </w:r>
-      <w:r>
-        <w:rPr>
-          <w:rtl/>
-        </w:rPr>
-        <w:t xml:space="preserve">קצב הסקירה (לדוגמה: תפעולי חודשי, דירקטוריון רבעוני).</w:t>
-      </w:r>
-    </w:p>
-    <w:p>
-      <w:pPr>
-        <w:pStyle w:val="BodyText"/>
-        <w:bidi/>
-      </w:pPr>
-      <w:r>
-        <w:rPr>
-          <w:rtl/>
-        </w:rPr>
-        <w:t xml:space="preserve">לוגיקת המדידה / Logic:</w:t>
-      </w:r>
-      <w:r>
-        <w:rPr>
-          <w:rtl/>
-        </w:rPr>
-        <w:t xml:space="preserve"> </w:t>
-      </w:r>
-      <w:r>
-        <w:rPr>
-          <w:rtl/>
-        </w:rPr>
-        <w:t>_______________________________________________________</w:t>
-      </w:r>
-      <w:r>
-        <w:rPr>
-          <w:rtl/>
-        </w:rPr>
-        <w:t xml:space="preserve"> </w:t>
-      </w:r>
-      <w:r>
-        <w:rPr>
-          <w:rtl/>
-        </w:rPr>
-        <w:t xml:space="preserve">קצב סקירה / Review cadence:</w:t>
-      </w:r>
-      <w:r>
-        <w:rPr>
-          <w:rtl/>
-        </w:rPr>
-        <w:t xml:space="preserve"> </w:t>
-      </w:r>
-      <w:r>
-        <w:rPr>
-          <w:rtl/>
-        </w:rPr>
-        <w:t>_______________________________________________________</w:t>
-      </w:r>
-      <w:r>
-        <w:rPr>
-          <w:rtl/>
-        </w:rPr>
-        <w:t xml:space="preserve"> </w:t>
-      </w:r>
-      <w:r>
-        <w:rPr>
-          <w:rtl/>
-        </w:rPr>
-      </w:r>
-    </w:p>
-    <w:bookmarkEnd w:id="20"/>
-    <w:bookmarkStart w:id="23" w:name="הגדרות-מדדים-kpi-definitions"/>
+        <w:t xml:space="preserve">(שכפלו את הבלוק לעיל עבור כל מדד נוסף.)</w:t>
+      </w:r>
+    </w:p>
+    <w:p>
+      <w:pPr>
+        <w:bidi/>
+      </w:pPr>
+      <w:r>
+        <w:rPr>
+          <w:rtl/>
+        </w:rPr>
+        <w:pict>
+          <v:rect style="width:0;height:1.5pt" o:hralign="center" o:hrstd="t" o:hr="t"/>
+        </w:pict>
+      </w:r>
+    </w:p>
+    <w:bookmarkEnd w:id="21"/>
+    <w:bookmarkEnd w:id="22"/>
+    <w:bookmarkStart w:id="23" w:name="כרטיס-מדדים-scorecard"/>
     <w:p>
       <w:pPr>
         <w:pStyle w:val="Heading2"/>
@@ -317,7 +605,7 @@
         <w:rPr>
           <w:rtl/>
         </w:rPr>
-        <w:t xml:space="preserve">2. הגדרות מדדים · KPI Definitions</w:t>
+        <w:t xml:space="preserve">3. כרטיס מדדים · Scorecard</w:t>
       </w:r>
     </w:p>
     <w:p>
@@ -327,595 +615,9 @@
       </w:pPr>
       <w:r>
         <w:rPr>
-          <w:iCs/>
-          <w:i/>
-          <w:rtl/>
-        </w:rPr>
-        <w:t xml:space="preserve">מה למלא:</w:t>
-      </w:r>
-      <w:r>
-        <w:rPr>
-          <w:rtl/>
-        </w:rPr>
-        <w:t xml:space="preserve"> </w:t>
-      </w:r>
-      <w:r>
-        <w:rPr>
-          <w:rtl/>
-        </w:rPr>
-        <w:t xml:space="preserve">בלוק אחד לכל מדד (שכפלו לפי הצורך).</w:t>
-      </w:r>
-      <w:r>
-        <w:rPr>
-          <w:rtl/>
-        </w:rPr>
-        <w:t xml:space="preserve"> </w:t>
-      </w:r>
-      <w:r>
-        <w:rPr>
-          <w:rtl/>
-        </w:rPr>
-        <w:t xml:space="preserve">“</w:t>
-      </w:r>
-      <w:r>
-        <w:rPr>
-          <w:rtl/>
-        </w:rPr>
-        <w:t xml:space="preserve">נוסחה</w:t>
-      </w:r>
-      <w:r>
-        <w:rPr>
-          <w:rtl/>
-        </w:rPr>
-        <w:t xml:space="preserve">”</w:t>
-      </w:r>
-      <w:r>
-        <w:rPr>
-          <w:rtl/>
-        </w:rPr>
-        <w:t xml:space="preserve"> </w:t>
-      </w:r>
-      <w:r>
-        <w:rPr>
-          <w:rtl/>
-        </w:rPr>
-        <w:t xml:space="preserve">חייבת להיות חד-משמעית.</w:t>
-      </w:r>
-      <w:r>
-        <w:rPr>
-          <w:rtl/>
-        </w:rPr>
-        <w:t xml:space="preserve"> </w:t>
-      </w:r>
-      <w:r>
-        <w:rPr>
-          <w:rtl/>
-        </w:rPr>
-        <w:t xml:space="preserve">ה”ספים” קובעים את סטטוס הרמזור (ירוק/צהוב/אדום). לכל מדד חייב להיות בעלים יחיד ומקור</w:t>
-      </w:r>
-      <w:r>
-        <w:rPr>
-          <w:rtl/>
-        </w:rPr>
-        <w:t xml:space="preserve"> </w:t>
-      </w:r>
-      <w:r>
-        <w:rPr>
-          <w:rtl/>
-        </w:rPr>
-        <w:t xml:space="preserve">נתונים.</w:t>
-      </w:r>
-    </w:p>
-    <w:bookmarkStart w:id="21" w:name="מדד-kpi-שם-name"/>
-    <w:p>
-      <w:pPr>
-        <w:pStyle w:val="Heading3"/>
-        <w:bidi/>
-      </w:pPr>
-      <w:r>
-        <w:rPr>
-          <w:rtl/>
-        </w:rPr>
-        <w:t xml:space="preserve">מדד / KPI — שם / Name:</w:t>
-      </w:r>
-    </w:p>
-    <w:p>
-      <w:pPr>
-        <w:pStyle w:val="FirstParagraph"/>
-        <w:bidi/>
-      </w:pPr>
-      <w:r>
-        <w:rPr>
-          <w:rtl/>
-        </w:rPr>
-        <w:t>_______________________________________________________</w:t>
-      </w:r>
-      <w:r>
-        <w:rPr>
-          <w:rtl/>
-        </w:rPr>
-        <w:t xml:space="preserve"> </w:t>
-      </w:r>
-      <w:r>
-        <w:rPr>
-          <w:rtl/>
-        </w:rPr>
-        <w:t xml:space="preserve">הגדרה (מה הוא מודד, בפשטות) / Definition:</w:t>
-      </w:r>
-      <w:r>
-        <w:rPr>
-          <w:rtl/>
-        </w:rPr>
-        <w:t xml:space="preserve"> </w:t>
-      </w:r>
-      <w:r>
-        <w:rPr>
-          <w:rtl/>
-        </w:rPr>
-        <w:t>_______________________________________________________</w:t>
-      </w:r>
-      <w:r>
-        <w:rPr>
-          <w:rtl/>
-        </w:rPr>
-        <w:t xml:space="preserve"> </w:t>
-      </w:r>
-      <w:r>
-        <w:rPr>
-          <w:rtl/>
-        </w:rPr>
-        <w:t xml:space="preserve">נוסחה / Formula:</w:t>
-      </w:r>
-      <w:r>
-        <w:rPr>
-          <w:rtl/>
-        </w:rPr>
-        <w:t xml:space="preserve"> </w:t>
-      </w:r>
-      <w:r>
-        <w:rPr>
-          <w:rtl/>
-        </w:rPr>
-        <w:t>_______________________________________________________</w:t>
-      </w:r>
-      <w:r>
-        <w:rPr>
-          <w:rtl/>
-        </w:rPr>
-        <w:t xml:space="preserve"> </w:t>
-      </w:r>
-      <w:r>
-        <w:rPr>
-          <w:rtl/>
-        </w:rPr>
-        <w:t xml:space="preserve">בעלים (תפקיד יחיד) / Owner:</w:t>
-      </w:r>
-      <w:r>
-        <w:rPr>
-          <w:rtl/>
-        </w:rPr>
-        <w:t xml:space="preserve"> </w:t>
-      </w:r>
-      <w:r>
-        <w:rPr>
-          <w:rtl/>
-        </w:rPr>
-        <w:t>_______________________________________________________</w:t>
-      </w:r>
-      <w:r>
-        <w:rPr>
-          <w:rtl/>
-        </w:rPr>
-        <w:t xml:space="preserve"> </w:t>
-      </w:r>
-      <w:r>
-        <w:rPr>
-          <w:rtl/>
-        </w:rPr>
-        <w:t xml:space="preserve">מקור נתונים / Data source:</w:t>
-      </w:r>
-      <w:r>
-        <w:rPr>
-          <w:rtl/>
-        </w:rPr>
-        <w:t xml:space="preserve"> </w:t>
-      </w:r>
-      <w:r>
-        <w:rPr>
-          <w:rtl/>
-        </w:rPr>
-        <w:t>_______________________________________________________</w:t>
-      </w:r>
-      <w:r>
-        <w:rPr>
-          <w:rtl/>
-        </w:rPr>
-        <w:t xml:space="preserve"> </w:t>
-      </w:r>
-      <w:r>
-        <w:rPr>
-          <w:rtl/>
-        </w:rPr>
-        <w:t xml:space="preserve">תדירות / Cadence:</w:t>
-      </w:r>
-      <w:r>
-        <w:rPr>
-          <w:rtl/>
-        </w:rPr>
-        <w:t xml:space="preserve"> </w:t>
-      </w:r>
-      <w:r>
-        <w:rPr>
-          <w:rtl/>
-        </w:rPr>
-        <w:t>_______________________________________________________</w:t>
-      </w:r>
-      <w:r>
-        <w:rPr>
-          <w:rtl/>
-        </w:rPr>
-        <w:t xml:space="preserve"> </w:t>
-      </w:r>
-      <w:r>
-        <w:rPr>
-          <w:rtl/>
-        </w:rPr>
-        <w:t xml:space="preserve">בסיס היום / Baseline:</w:t>
-      </w:r>
-      <w:r>
-        <w:rPr>
-          <w:rtl/>
-        </w:rPr>
-        <w:t xml:space="preserve"> </w:t>
-      </w:r>
-      <w:r>
-        <w:rPr>
-          <w:rtl/>
-        </w:rPr>
-        <w:t>_______________________________________________________</w:t>
-      </w:r>
-      <w:r>
-        <w:rPr>
-          <w:rtl/>
-        </w:rPr>
-        <w:t xml:space="preserve"> </w:t>
-      </w:r>
-      <w:r>
-        <w:rPr>
-          <w:rtl/>
-        </w:rPr>
-        <w:t xml:space="preserve">יעדים: T+1 / T+2 / T+5:</w:t>
-      </w:r>
-      <w:r>
-        <w:rPr>
-          <w:rtl/>
-        </w:rPr>
-        <w:t xml:space="preserve"> </w:t>
-      </w:r>
-      <w:r>
-        <w:rPr>
-          <w:rtl/>
-        </w:rPr>
-        <w:t>_______________________________________________________</w:t>
-      </w:r>
-      <w:r>
-        <w:rPr>
-          <w:rtl/>
-        </w:rPr>
-        <w:t xml:space="preserve"> </w:t>
-      </w:r>
-      <w:r>
-        <w:rPr>
-          <w:rtl/>
-        </w:rPr>
-        <w:t xml:space="preserve">ספים — 🟢 ירוק / 🟡 צהוב / 🔴 אדום:</w:t>
-      </w:r>
-      <w:r>
-        <w:rPr>
-          <w:rtl/>
-        </w:rPr>
-        <w:t xml:space="preserve"> </w:t>
-      </w:r>
-      <w:r>
-        <w:rPr>
-          <w:rtl/>
-        </w:rPr>
-        <w:t>_______________________________________________________</w:t>
-      </w:r>
-      <w:r>
-        <w:rPr>
-          <w:rtl/>
-        </w:rPr>
-        <w:t xml:space="preserve"> </w:t>
-      </w:r>
-      <w:r>
-        <w:rPr>
-          <w:rtl/>
-        </w:rPr>
-      </w:r>
-    </w:p>
-    <w:bookmarkEnd w:id="21"/>
-    <w:bookmarkStart w:id="22" w:name="מדד-kpi-שם-name-1"/>
-    <w:p>
-      <w:pPr>
-        <w:pStyle w:val="Heading3"/>
-        <w:bidi/>
-      </w:pPr>
-      <w:r>
-        <w:rPr>
-          <w:rtl/>
-        </w:rPr>
-        <w:t xml:space="preserve">מדד / KPI — שם / Name:</w:t>
-      </w:r>
-    </w:p>
-    <w:p>
-      <w:pPr>
-        <w:pStyle w:val="FirstParagraph"/>
-        <w:bidi/>
-      </w:pPr>
-      <w:r>
-        <w:rPr>
-          <w:rtl/>
-        </w:rPr>
-        <w:t>_______________________________________________________</w:t>
-      </w:r>
-      <w:r>
-        <w:rPr>
-          <w:rtl/>
-        </w:rPr>
-        <w:t xml:space="preserve"> </w:t>
-      </w:r>
-      <w:r>
-        <w:rPr>
-          <w:rtl/>
-        </w:rPr>
-        <w:t xml:space="preserve">הגדרה / Definition:</w:t>
-      </w:r>
-      <w:r>
-        <w:rPr>
-          <w:rtl/>
-        </w:rPr>
-        <w:t xml:space="preserve"> </w:t>
-      </w:r>
-      <w:r>
-        <w:rPr>
-          <w:rtl/>
-        </w:rPr>
-        <w:t>_______________________________________________________</w:t>
-      </w:r>
-      <w:r>
-        <w:rPr>
-          <w:rtl/>
-        </w:rPr>
-        <w:t xml:space="preserve"> </w:t>
-      </w:r>
-      <w:r>
-        <w:rPr>
-          <w:rtl/>
-        </w:rPr>
-        <w:t xml:space="preserve">נוסחה / Formula:</w:t>
-      </w:r>
-      <w:r>
-        <w:rPr>
-          <w:rtl/>
-        </w:rPr>
-        <w:t xml:space="preserve"> </w:t>
-      </w:r>
-      <w:r>
-        <w:rPr>
-          <w:rtl/>
-        </w:rPr>
-        <w:t>_______________________________________________________</w:t>
-      </w:r>
-      <w:r>
-        <w:rPr>
-          <w:rtl/>
-        </w:rPr>
-        <w:t xml:space="preserve"> </w:t>
-      </w:r>
-      <w:r>
-        <w:rPr>
-          <w:rtl/>
-        </w:rPr>
-        <w:t xml:space="preserve">בעלים / Owner:</w:t>
-      </w:r>
-      <w:r>
-        <w:rPr>
-          <w:rtl/>
-        </w:rPr>
-        <w:t xml:space="preserve"> </w:t>
-      </w:r>
-      <w:r>
-        <w:rPr>
-          <w:rtl/>
-        </w:rPr>
-        <w:t>_______________________________________________________</w:t>
-      </w:r>
-      <w:r>
-        <w:rPr>
-          <w:rtl/>
-        </w:rPr>
-        <w:t xml:space="preserve"> </w:t>
-      </w:r>
-      <w:r>
-        <w:rPr>
-          <w:rtl/>
-        </w:rPr>
-        <w:t xml:space="preserve">מקור נתונים / Data source:</w:t>
-      </w:r>
-      <w:r>
-        <w:rPr>
-          <w:rtl/>
-        </w:rPr>
-        <w:t xml:space="preserve"> </w:t>
-      </w:r>
-      <w:r>
-        <w:rPr>
-          <w:rtl/>
-        </w:rPr>
-        <w:t>_______________________________________________________</w:t>
-      </w:r>
-      <w:r>
-        <w:rPr>
-          <w:rtl/>
-        </w:rPr>
-        <w:t xml:space="preserve"> </w:t>
-      </w:r>
-      <w:r>
-        <w:rPr>
-          <w:rtl/>
-        </w:rPr>
-        <w:t xml:space="preserve">תדירות / Cadence:</w:t>
-      </w:r>
-      <w:r>
-        <w:rPr>
-          <w:rtl/>
-        </w:rPr>
-        <w:t xml:space="preserve"> </w:t>
-      </w:r>
-      <w:r>
-        <w:rPr>
-          <w:rtl/>
-        </w:rPr>
-        <w:t>_______________________________________________________</w:t>
-      </w:r>
-      <w:r>
-        <w:rPr>
-          <w:rtl/>
-        </w:rPr>
-        <w:t xml:space="preserve"> </w:t>
-      </w:r>
-      <w:r>
-        <w:rPr>
-          <w:rtl/>
-        </w:rPr>
-        <w:t xml:space="preserve">בסיס היום / Baseline:</w:t>
-      </w:r>
-      <w:r>
-        <w:rPr>
-          <w:rtl/>
-        </w:rPr>
-        <w:t xml:space="preserve"> </w:t>
-      </w:r>
-      <w:r>
-        <w:rPr>
-          <w:rtl/>
-        </w:rPr>
-        <w:t>_______________________________________________________</w:t>
-      </w:r>
-      <w:r>
-        <w:rPr>
-          <w:rtl/>
-        </w:rPr>
-        <w:t xml:space="preserve"> </w:t>
-      </w:r>
-      <w:r>
-        <w:rPr>
-          <w:rtl/>
-        </w:rPr>
-        <w:t xml:space="preserve">יעדים: T+1 / T+2 / T+5:</w:t>
-      </w:r>
-      <w:r>
-        <w:rPr>
-          <w:rtl/>
-        </w:rPr>
-        <w:t xml:space="preserve"> </w:t>
-      </w:r>
-      <w:r>
-        <w:rPr>
-          <w:rtl/>
-        </w:rPr>
-        <w:t>_______________________________________________________</w:t>
-      </w:r>
-      <w:r>
-        <w:rPr>
-          <w:rtl/>
-        </w:rPr>
-        <w:t xml:space="preserve"> </w:t>
-      </w:r>
-      <w:r>
-        <w:rPr>
-          <w:rtl/>
-        </w:rPr>
-        <w:t xml:space="preserve">ספים — 🟢 / 🟡 / 🔴:</w:t>
-      </w:r>
-      <w:r>
-        <w:rPr>
-          <w:rtl/>
-        </w:rPr>
-        <w:t xml:space="preserve"> </w:t>
-      </w:r>
-      <w:r>
-        <w:rPr>
-          <w:rtl/>
-        </w:rPr>
-        <w:t>_______________________________________________________</w:t>
-      </w:r>
-      <w:r>
-        <w:rPr>
-          <w:rtl/>
-        </w:rPr>
-        <w:t xml:space="preserve"> </w:t>
-      </w:r>
-      <w:r>
-        <w:rPr>
-          <w:rtl/>
-        </w:rPr>
-      </w:r>
-    </w:p>
-    <w:p>
-      <w:pPr>
-        <w:pStyle w:val="BodyText"/>
-        <w:bidi/>
-      </w:pPr>
-      <w:r>
-        <w:rPr>
-          <w:iCs/>
-          <w:i/>
-          <w:rtl/>
-        </w:rPr>
-        <w:t xml:space="preserve">(שכפלו את הבלוק לעיל עבור כל מדד נוסף.)</w:t>
-      </w:r>
-    </w:p>
-    <w:bookmarkEnd w:id="22"/>
-    <w:bookmarkEnd w:id="23"/>
-    <w:bookmarkStart w:id="24" w:name="כרטיס-מדדים-scorecard"/>
-    <w:p>
-      <w:pPr>
-        <w:pStyle w:val="Heading2"/>
-        <w:bidi/>
-      </w:pPr>
-      <w:r>
-        <w:rPr>
-          <w:rtl/>
-        </w:rPr>
-        <w:t xml:space="preserve">3. כרטיס מדדים · Scorecard</w:t>
-      </w:r>
-    </w:p>
-    <w:p>
-      <w:pPr>
-        <w:pStyle w:val="FirstParagraph"/>
-        <w:bidi/>
-      </w:pPr>
-      <w:r>
-        <w:rPr>
-          <w:iCs/>
-          <w:i/>
-          <w:rtl/>
-        </w:rPr>
-        <w:t xml:space="preserve">מה למלא:</w:t>
-      </w:r>
-      <w:r>
-        <w:rPr>
-          <w:rtl/>
-        </w:rPr>
-        <w:t xml:space="preserve"> </w:t>
-      </w:r>
-      <w:r>
-        <w:rPr>
-          <w:rtl/>
-        </w:rPr>
-        <w:t xml:space="preserve">טבלת סיכום של כל המדדים שלמעלה במבט אחד.</w:t>
+          <w:rtl/>
+        </w:rPr>
+        <w:t xml:space="preserve">מה למלא: טבלת סיכום של כל המדדים שלמעלה במבט אחד.</w:t>
       </w:r>
     </w:p>
     <w:tbl>
@@ -944,6 +646,7 @@
             <w:pPr>
               <w:pStyle w:val="Compact"/>
               <w:bidi/>
+              <w:jc w:val="center"/>
             </w:pPr>
             <w:r>
               <w:rPr>
@@ -959,6 +662,7 @@
             <w:pPr>
               <w:pStyle w:val="Compact"/>
               <w:bidi/>
+              <w:jc w:val="center"/>
             </w:pPr>
             <w:r>
               <w:rPr>
@@ -974,6 +678,7 @@
             <w:pPr>
               <w:pStyle w:val="Compact"/>
               <w:bidi/>
+              <w:jc w:val="center"/>
             </w:pPr>
             <w:r>
               <w:rPr>
@@ -989,6 +694,7 @@
             <w:pPr>
               <w:pStyle w:val="Compact"/>
               <w:bidi/>
+              <w:jc w:val="center"/>
             </w:pPr>
             <w:r>
               <w:rPr>
@@ -1004,6 +710,7 @@
             <w:pPr>
               <w:pStyle w:val="Compact"/>
               <w:bidi/>
+              <w:jc w:val="center"/>
             </w:pPr>
             <w:r>
               <w:rPr>
@@ -1019,6 +726,7 @@
             <w:pPr>
               <w:pStyle w:val="Compact"/>
               <w:bidi/>
+              <w:jc w:val="center"/>
             </w:pPr>
             <w:r>
               <w:rPr>
@@ -1116,7 +824,7 @@
               <w:rPr>
                 <w:rtl/>
               </w:rPr>
-              <w:t xml:space="preserve">🟢/🟡/🔴</w:t>
+              <w:t>_______________________________________________________</w:t>
             </w:r>
           </w:p>
         </w:tc>
@@ -1208,7 +916,7 @@
               <w:rPr>
                 <w:rtl/>
               </w:rPr>
-              <w:t xml:space="preserve">🟢/🟡/🔴</w:t>
+              <w:t>_______________________________________________________</w:t>
             </w:r>
           </w:p>
         </w:tc>
@@ -1300,7 +1008,7 @@
               <w:rPr>
                 <w:rtl/>
               </w:rPr>
-              <w:t xml:space="preserve">🟢/🟡/🔴</w:t>
+              <w:t>_______________________________________________________</w:t>
             </w:r>
           </w:p>
         </w:tc>
@@ -1308,17 +1016,19 @@
     </w:tbl>
     <w:p>
       <w:pPr>
-        <w:pStyle w:val="BodyText"/>
-        <w:bidi/>
-      </w:pPr>
-      <w:r>
-        <w:rPr>
-          <w:rtl/>
-        </w:rPr>
-      </w:r>
-    </w:p>
-    <w:bookmarkEnd w:id="24"/>
-    <w:bookmarkStart w:id="25" w:name="X6096a1c5b952728a299657ec3741ffe33f4ef1f"/>
+        <w:bidi/>
+      </w:pPr>
+      <w:r>
+        <w:rPr>
+          <w:rtl/>
+        </w:rPr>
+        <w:pict>
+          <v:rect style="width:0;height:1.5pt" o:hralign="center" o:hrstd="t" o:hr="t"/>
+        </w:pict>
+      </w:r>
+    </w:p>
+    <w:bookmarkEnd w:id="23"/>
+    <w:bookmarkStart w:id="24" w:name="X6096a1c5b952728a299657ec3741ffe33f4ef1f"/>
     <w:p>
       <w:pPr>
         <w:pStyle w:val="Heading2"/>
@@ -1352,63 +1062,39 @@
       </w:pPr>
       <w:r>
         <w:rPr>
-          <w:iCs/>
-          <w:i/>
-          <w:rtl/>
-        </w:rPr>
-        <w:t xml:space="preserve">מה למלא:</w:t>
-      </w:r>
-      <w:r>
-        <w:rPr>
-          <w:rtl/>
-        </w:rPr>
-        <w:t xml:space="preserve"> </w:t>
-      </w:r>
-      <w:r>
-        <w:rPr>
-          <w:rtl/>
-        </w:rPr>
-        <w:t xml:space="preserve">מי סוקר מה ומתי, ואיזו פעולה מפעיל סטטוס אדום.</w:t>
-      </w:r>
-    </w:p>
-    <w:p>
-      <w:pPr>
-        <w:pStyle w:val="BodyText"/>
-        <w:bidi/>
-      </w:pPr>
-      <w:r>
-        <w:rPr>
-          <w:rtl/>
-        </w:rPr>
-        <w:t xml:space="preserve">פורום / Forum — תדירות — זכויות החלטה:</w:t>
-      </w:r>
-      <w:r>
-        <w:rPr>
-          <w:rtl/>
-        </w:rPr>
-        <w:t xml:space="preserve"> </w:t>
-      </w:r>
+          <w:rtl/>
+        </w:rPr>
+        <w:t xml:space="preserve">מה למלא: מי סוקר מה ומתי, ואיזו פעולה מפעיל סטטוס אדום.</w:t>
+      </w:r>
+    </w:p>
+    <w:p>
+      <w:pPr>
+        <w:pStyle w:val="BodyText"/>
+        <w:bidi/>
+      </w:pPr>
+      <w:r>
+        <w:rPr>
+          <w:bCs/>
+          <w:b/>
+          <w:rtl/>
+        </w:rPr>
+        <w:t xml:space="preserve">פורום / Forum — תדירות — זכויות החלטה</w:t>
+      </w:r>
+    </w:p>
+    <w:p>
+      <w:pPr>
+        <w:pStyle w:val="BodyText"/>
+        <w:bidi/>
+      </w:pPr>
       <w:r>
         <w:rPr>
           <w:rtl/>
         </w:rPr>
         <w:t>_______________________________________________________</w:t>
       </w:r>
-      <w:r>
-        <w:rPr>
-          <w:rtl/>
-        </w:rPr>
-        <w:t xml:space="preserve"> </w:t>
-      </w:r>
-      <w:r>
-        <w:rPr>
-          <w:rtl/>
-        </w:rPr>
-        <w:t>_______________________________________________________</w:t>
-      </w:r>
-    </w:p>
+    </w:p>
+    <w:bookmarkEnd w:id="24"/>
     <w:bookmarkEnd w:id="25"/>
-    <w:bookmarkEnd w:id="26"/>
     <w:sectPr>
       <w:bidi/>
     </w:sectPr>
@@ -1549,7 +1235,9 @@
     </w:pPr>
     <w:rPr>
       <w:rtl/>
-      <w:rFonts w:cs="David"/>
+      <w:rFonts w:ascii="David" w:cs="David" w:hAnsi="David"/>
+      <w:sz w:val="18"/>
+      <w:szCs w:val="18"/>
     </w:rPr>
   </w:style>
   <w:style w:styleId="BodyText" w:type="paragraph">
@@ -1563,7 +1251,9 @@
     <w:qFormat/>
     <w:rPr>
       <w:rtl/>
-      <w:rFonts w:cs="David"/>
+      <w:rFonts w:ascii="David" w:cs="David" w:hAnsi="David"/>
+      <w:sz w:val="18"/>
+      <w:szCs w:val="18"/>
     </w:rPr>
   </w:style>
   <w:style w:customStyle="1" w:styleId="FirstParagraph" w:type="paragraph">
@@ -1576,7 +1266,9 @@
     </w:pPr>
     <w:rPr>
       <w:rtl/>
-      <w:rFonts w:cs="David"/>
+      <w:rFonts w:ascii="David" w:cs="David" w:hAnsi="David"/>
+      <w:sz w:val="18"/>
+      <w:szCs w:val="18"/>
     </w:rPr>
   </w:style>
   <w:style w:customStyle="1" w:styleId="Compact" w:type="paragraph">
@@ -1589,7 +1281,9 @@
     </w:pPr>
     <w:rPr>
       <w:rtl/>
-      <w:rFonts w:cs="David"/>
+      <w:rFonts w:ascii="David" w:cs="David" w:hAnsi="David"/>
+      <w:sz w:val="18"/>
+      <w:szCs w:val="18"/>
     </w:rPr>
   </w:style>
   <w:style w:styleId="Title" w:type="paragraph">
@@ -1604,12 +1298,12 @@
       <w:bidi/>
     </w:pPr>
     <w:rPr>
-      <w:rFonts w:asciiTheme="majorHAnsi" w:cs="David" w:cstheme="majorBidi" w:eastAsiaTheme="majorEastAsia" w:hAnsiTheme="majorHAnsi"/>
+      <w:rFonts w:ascii="David" w:asciiTheme="majorHAnsi" w:cs="David" w:cstheme="majorBidi" w:eastAsiaTheme="majorEastAsia" w:hAnsi="David" w:hAnsiTheme="majorHAnsi"/>
       <w:b/>
       <w:bCs/>
       <w:color w:themeColor="accent1" w:themeShade="B5" w:val="345A8A"/>
-      <w:sz w:val="36"/>
-      <w:szCs w:val="36"/>
+      <w:sz w:val="22"/>
+      <w:szCs w:val="22"/>
       <w:rtl/>
     </w:rPr>
   </w:style>
@@ -1625,10 +1319,10 @@
       <w:bidi/>
     </w:pPr>
     <w:rPr>
-      <w:sz w:val="30"/>
-      <w:szCs w:val="30"/>
-      <w:rtl/>
-      <w:rFonts w:cs="David"/>
+      <w:sz w:val="22"/>
+      <w:szCs w:val="22"/>
+      <w:rtl/>
+      <w:rFonts w:ascii="David" w:cs="David" w:hAnsi="David"/>
     </w:rPr>
   </w:style>
   <w:style w:customStyle="1" w:styleId="Author" w:type="paragraph">
@@ -1642,7 +1336,9 @@
     </w:pPr>
     <w:rPr>
       <w:rtl/>
-      <w:rFonts w:cs="David"/>
+      <w:rFonts w:ascii="David" w:cs="David" w:hAnsi="David"/>
+      <w:sz w:val="18"/>
+      <w:szCs w:val="18"/>
     </w:rPr>
   </w:style>
   <w:style w:styleId="Date" w:type="paragraph">
@@ -1656,7 +1352,9 @@
     </w:pPr>
     <w:rPr>
       <w:rtl/>
-      <w:rFonts w:cs="David"/>
+      <w:rFonts w:ascii="David" w:cs="David" w:hAnsi="David"/>
+      <w:sz w:val="18"/>
+      <w:szCs w:val="18"/>
     </w:rPr>
   </w:style>
   <w:style w:customStyle="1" w:styleId="AbstractTitle" w:type="paragraph">
@@ -1671,13 +1369,13 @@
       <w:bidi/>
     </w:pPr>
     <w:rPr>
-      <w:sz w:val="20"/>
-      <w:szCs w:val="20"/>
+      <w:sz w:val="22"/>
+      <w:szCs w:val="22"/>
       <w:b/>
       <w:color w:val="345A8A"/>
       &gt;
       <w:rtl/>
-      <w:rFonts w:cs="David"/>
+      <w:rFonts w:ascii="David" w:cs="David" w:hAnsi="David"/>
     </w:rPr>
   </w:style>
   <w:style w:customStyle="1" w:styleId="Abstract" w:type="paragraph">
@@ -1692,10 +1390,10 @@
       <w:bidi/>
     </w:pPr>
     <w:rPr>
-      <w:sz w:val="20"/>
-      <w:szCs w:val="20"/>
-      <w:rtl/>
-      <w:rFonts w:cs="David"/>
+      <w:sz w:val="18"/>
+      <w:szCs w:val="18"/>
+      <w:rtl/>
+      <w:rFonts w:ascii="David" w:cs="David" w:hAnsi="David"/>
     </w:rPr>
   </w:style>
   <w:style w:styleId="Bibliography" w:type="paragraph">
@@ -1708,7 +1406,9 @@
     </w:pPr>
     <w:rPr>
       <w:rtl/>
-      <w:rFonts w:cs="David"/>
+      <w:rFonts w:ascii="David" w:cs="David" w:hAnsi="David"/>
+      <w:sz w:val="18"/>
+      <w:szCs w:val="18"/>
     </w:rPr>
   </w:style>
   <w:style w:styleId="Heading1" w:type="paragraph">
@@ -1725,12 +1425,12 @@
       <w:bidi/>
     </w:pPr>
     <w:rPr>
-      <w:rFonts w:asciiTheme="majorHAnsi" w:cs="David" w:cstheme="majorBidi" w:eastAsiaTheme="majorEastAsia" w:hAnsiTheme="majorHAnsi"/>
+      <w:rFonts w:ascii="David" w:asciiTheme="majorHAnsi" w:cs="David" w:cstheme="majorBidi" w:eastAsiaTheme="majorEastAsia" w:hAnsi="David" w:hAnsiTheme="majorHAnsi"/>
       <w:b/>
       <w:bCs/>
       <w:color w:themeColor="accent1" w:val="4F81BD"/>
-      <w:sz w:val="32"/>
-      <w:szCs w:val="32"/>
+      <w:sz w:val="22"/>
+      <w:szCs w:val="22"/>
       <w:rtl/>
     </w:rPr>
   </w:style>
@@ -1749,12 +1449,12 @@
       <w:bidi/>
     </w:pPr>
     <w:rPr>
-      <w:rFonts w:asciiTheme="majorHAnsi" w:cs="David" w:cstheme="majorBidi" w:eastAsiaTheme="majorEastAsia" w:hAnsiTheme="majorHAnsi"/>
+      <w:rFonts w:ascii="David" w:asciiTheme="majorHAnsi" w:cs="David" w:cstheme="majorBidi" w:eastAsiaTheme="majorEastAsia" w:hAnsi="David" w:hAnsiTheme="majorHAnsi"/>
       <w:b/>
       <w:bCs/>
       <w:color w:themeColor="accent1" w:val="4F81BD"/>
-      <w:sz w:val="28"/>
-      <w:szCs w:val="28"/>
+      <w:sz w:val="20"/>
+      <w:szCs w:val="20"/>
       <w:rtl/>
     </w:rPr>
   </w:style>
@@ -1773,12 +1473,12 @@
       <w:bidi/>
     </w:pPr>
     <w:rPr>
-      <w:rFonts w:asciiTheme="majorHAnsi" w:cs="David" w:cstheme="majorBidi" w:eastAsiaTheme="majorEastAsia" w:hAnsiTheme="majorHAnsi"/>
+      <w:rFonts w:ascii="David" w:asciiTheme="majorHAnsi" w:cs="David" w:cstheme="majorBidi" w:eastAsiaTheme="majorEastAsia" w:hAnsi="David" w:hAnsiTheme="majorHAnsi"/>
       <w:b/>
       <w:bCs/>
       <w:color w:themeColor="accent1" w:val="4F81BD"/>
-      <w:sz w:val="24"/>
-      <w:szCs w:val="24"/>
+      <w:sz w:val="18"/>
+      <w:szCs w:val="18"/>
       <w:rtl/>
     </w:rPr>
   </w:style>
@@ -1797,12 +1497,12 @@
       <w:bidi/>
     </w:pPr>
     <w:rPr>
-      <w:rFonts w:asciiTheme="majorHAnsi" w:cs="David" w:cstheme="majorBidi" w:eastAsiaTheme="majorEastAsia" w:hAnsiTheme="majorHAnsi"/>
+      <w:rFonts w:ascii="David" w:asciiTheme="majorHAnsi" w:cs="David" w:cstheme="majorBidi" w:eastAsiaTheme="majorEastAsia" w:hAnsi="David" w:hAnsiTheme="majorHAnsi"/>
       <w:i/>
       <w:bCs/>
       <w:color w:themeColor="accent1" w:val="4F81BD"/>
-      <w:sz w:val="24"/>
-      <w:szCs w:val="24"/>
+      <w:sz w:val="18"/>
+      <w:szCs w:val="18"/>
       <w:rtl/>
     </w:rPr>
   </w:style>
@@ -1821,11 +1521,11 @@
       <w:bidi/>
     </w:pPr>
     <w:rPr>
-      <w:rFonts w:asciiTheme="majorHAnsi" w:cs="David" w:cstheme="majorBidi" w:eastAsiaTheme="majorEastAsia" w:hAnsiTheme="majorHAnsi"/>
+      <w:rFonts w:ascii="David" w:asciiTheme="majorHAnsi" w:cs="David" w:cstheme="majorBidi" w:eastAsiaTheme="majorEastAsia" w:hAnsi="David" w:hAnsiTheme="majorHAnsi"/>
       <w:iCs/>
       <w:color w:themeColor="accent1" w:val="4F81BD"/>
-      <w:sz w:val="24"/>
-      <w:szCs w:val="24"/>
+      <w:sz w:val="18"/>
+      <w:szCs w:val="18"/>
       <w:rtl/>
     </w:rPr>
   </w:style>
@@ -1844,10 +1544,10 @@
       <w:bidi/>
     </w:pPr>
     <w:rPr>
-      <w:rFonts w:asciiTheme="majorHAnsi" w:cs="David" w:cstheme="majorBidi" w:eastAsiaTheme="majorEastAsia" w:hAnsiTheme="majorHAnsi"/>
+      <w:rFonts w:ascii="David" w:asciiTheme="majorHAnsi" w:cs="David" w:cstheme="majorBidi" w:eastAsiaTheme="majorEastAsia" w:hAnsi="David" w:hAnsiTheme="majorHAnsi"/>
       <w:color w:themeColor="accent1" w:val="4F81BD"/>
-      <w:sz w:val="24"/>
-      <w:szCs w:val="24"/>
+      <w:sz w:val="18"/>
+      <w:szCs w:val="18"/>
       <w:rtl/>
     </w:rPr>
   </w:style>
@@ -1866,10 +1566,10 @@
       <w:bidi/>
     </w:pPr>
     <w:rPr>
-      <w:rFonts w:asciiTheme="majorHAnsi" w:cs="David" w:cstheme="majorBidi" w:eastAsiaTheme="majorEastAsia" w:hAnsiTheme="majorHAnsi"/>
+      <w:rFonts w:ascii="David" w:asciiTheme="majorHAnsi" w:cs="David" w:cstheme="majorBidi" w:eastAsiaTheme="majorEastAsia" w:hAnsi="David" w:hAnsiTheme="majorHAnsi"/>
       <w:color w:themeColor="accent1" w:val="4F81BD"/>
-      <w:sz w:val="24"/>
-      <w:szCs w:val="24"/>
+      <w:sz w:val="18"/>
+      <w:szCs w:val="18"/>
       <w:rtl/>
     </w:rPr>
   </w:style>
@@ -1888,10 +1588,10 @@
       <w:bidi/>
     </w:pPr>
     <w:rPr>
-      <w:rFonts w:asciiTheme="majorHAnsi" w:cs="David" w:cstheme="majorBidi" w:eastAsiaTheme="majorEastAsia" w:hAnsiTheme="majorHAnsi"/>
+      <w:rFonts w:ascii="David" w:asciiTheme="majorHAnsi" w:cs="David" w:cstheme="majorBidi" w:eastAsiaTheme="majorEastAsia" w:hAnsi="David" w:hAnsiTheme="majorHAnsi"/>
       <w:color w:themeColor="accent1" w:val="4F81BD"/>
-      <w:sz w:val="24"/>
-      <w:szCs w:val="24"/>
+      <w:sz w:val="18"/>
+      <w:szCs w:val="18"/>
       <w:rtl/>
     </w:rPr>
   </w:style>
@@ -1910,10 +1610,10 @@
       <w:bidi/>
     </w:pPr>
     <w:rPr>
-      <w:rFonts w:asciiTheme="majorHAnsi" w:cs="David" w:cstheme="majorBidi" w:eastAsiaTheme="majorEastAsia" w:hAnsiTheme="majorHAnsi"/>
+      <w:rFonts w:ascii="David" w:asciiTheme="majorHAnsi" w:cs="David" w:cstheme="majorBidi" w:eastAsiaTheme="majorEastAsia" w:hAnsi="David" w:hAnsiTheme="majorHAnsi"/>
       <w:color w:themeColor="accent1" w:val="4F81BD"/>
-      <w:sz w:val="24"/>
-      <w:szCs w:val="24"/>
+      <w:sz w:val="18"/>
+      <w:szCs w:val="18"/>
       <w:rtl/>
     </w:rPr>
   </w:style>
@@ -1931,7 +1631,9 @@
     </w:pPr>
     <w:rPr>
       <w:rtl/>
-      <w:rFonts w:cs="David"/>
+      <w:rFonts w:ascii="David" w:cs="David" w:hAnsi="David"/>
+      <w:sz w:val="18"/>
+      <w:szCs w:val="18"/>
     </w:rPr>
   </w:style>
   <w:style w:styleId="FootnoteText" w:type="paragraph">
@@ -1946,7 +1648,9 @@
     </w:pPr>
     <w:rPr>
       <w:rtl/>
-      <w:rFonts w:cs="David"/>
+      <w:rFonts w:ascii="David" w:cs="David" w:hAnsi="David"/>
+      <w:sz w:val="18"/>
+      <w:szCs w:val="18"/>
     </w:rPr>
   </w:style>
   <w:style w:default="1" w:styleId="DefaultParagraphFont" w:type="character">
@@ -1998,7 +1702,9 @@
     <w:rPr>
       <w:b/>
       <w:rtl/>
-      <w:rFonts w:cs="David"/>
+      <w:rFonts w:ascii="David" w:cs="David" w:hAnsi="David"/>
+      <w:sz w:val="18"/>
+      <w:szCs w:val="18"/>
     </w:rPr>
   </w:style>
   <w:style w:customStyle="1" w:styleId="Definition" w:type="paragraph">
@@ -2009,7 +1715,9 @@
     </w:pPr>
     <w:rPr>
       <w:rtl/>
-      <w:rFonts w:cs="David"/>
+      <w:rFonts w:ascii="David" w:cs="David" w:hAnsi="David"/>
+      <w:sz w:val="18"/>
+      <w:szCs w:val="18"/>
     </w:rPr>
   </w:style>
   <w:style w:styleId="Caption" w:type="paragraph">
@@ -2023,7 +1731,9 @@
     <w:rPr>
       <w:i/>
       <w:rtl/>
-      <w:rFonts w:cs="David"/>
+      <w:rFonts w:ascii="David" w:cs="David" w:hAnsi="David"/>
+      <w:sz w:val="18"/>
+      <w:szCs w:val="18"/>
     </w:rPr>
   </w:style>
   <w:style w:customStyle="1" w:styleId="TableCaption" w:type="paragraph">
@@ -2035,7 +1745,9 @@
     </w:pPr>
     <w:rPr>
       <w:rtl/>
-      <w:rFonts w:cs="David"/>
+      <w:rFonts w:ascii="David" w:cs="David" w:hAnsi="David"/>
+      <w:sz w:val="18"/>
+      <w:szCs w:val="18"/>
     </w:rPr>
   </w:style>
   <w:style w:customStyle="1" w:styleId="ImageCaption" w:type="paragraph">
@@ -2046,7 +1758,9 @@
     </w:pPr>
     <w:rPr>
       <w:rtl/>
-      <w:rFonts w:cs="David"/>
+      <w:rFonts w:ascii="David" w:cs="David" w:hAnsi="David"/>
+      <w:sz w:val="18"/>
+      <w:szCs w:val="18"/>
     </w:rPr>
   </w:style>
   <w:style w:customStyle="1" w:styleId="Figure" w:type="paragraph">
@@ -2057,7 +1771,9 @@
     </w:pPr>
     <w:rPr>
       <w:rtl/>
-      <w:rFonts w:cs="David"/>
+      <w:rFonts w:ascii="David" w:cs="David" w:hAnsi="David"/>
+      <w:sz w:val="18"/>
+      <w:szCs w:val="18"/>
     </w:rPr>
   </w:style>
   <w:style w:customStyle="1" w:styleId="CaptionedFigure" w:type="paragraph">
@@ -2069,7 +1785,9 @@
     </w:pPr>
     <w:rPr>
       <w:rtl/>
-      <w:rFonts w:cs="David"/>
+      <w:rFonts w:ascii="David" w:cs="David" w:hAnsi="David"/>
+      <w:sz w:val="18"/>
+      <w:szCs w:val="18"/>
     </w:rPr>
   </w:style>
   <w:style w:customStyle="1" w:styleId="BodyTextChar" w:type="character">
@@ -2116,11 +1834,13 @@
       <w:bidi/>
     </w:pPr>
     <w:rPr>
-      <w:rFonts w:asciiTheme="majorHAnsi" w:cs="David" w:cstheme="majorBidi" w:eastAsiaTheme="majorEastAsia" w:hAnsiTheme="majorHAnsi"/>
+      <w:rFonts w:ascii="David" w:asciiTheme="majorHAnsi" w:cs="David" w:cstheme="majorBidi" w:eastAsiaTheme="majorEastAsia" w:hAnsi="David" w:hAnsiTheme="majorHAnsi"/>
       <w:b w:val="0"/>
       <w:bCs w:val="0"/>
       <w:color w:themeColor="accent1" w:themeShade="BF" w:val="365F91"/>
       <w:rtl/>
+      <w:sz w:val="18"/>
+      <w:szCs w:val="18"/>
     </w:rPr>
   </w:style>
   <w:style w:type="paragraph" w:customStyle="1" w:styleId="SourceCode">
